--- a/Scanned-Worksheet-Grader.docx
+++ b/Scanned-Worksheet-Grader.docx
@@ -1,45 +1,210 @@
 
 <file path=word/document.xml><?xml version="1.0" encoding="utf-8"?>
-<w:document xmlns:mc="http://schemas.openxmlformats.org/markup-compatibility/2006" xmlns:o="urn:schemas-microsoft-com:office:office" xmlns:r="http://schemas.openxmlformats.org/officeDocument/2006/relationships" xmlns:m="http://schemas.openxmlformats.org/officeDocument/2006/math" xmlns:v="urn:schemas-microsoft-com:vml" xmlns:wp="http://schemas.openxmlformats.org/drawingml/2006/wordprocessingDrawing" xmlns:w10="urn:schemas-microsoft-com:office:word" xmlns:w="http://schemas.openxmlformats.org/wordprocessingml/2006/main" xmlns:wne="http://schemas.microsoft.com/office/word/2006/wordml" xmlns:sl="http://schemas.openxmlformats.org/schemaLibrary/2006/main" xmlns:a="http://schemas.openxmlformats.org/drawingml/2006/main" xmlns:pic="http://schemas.openxmlformats.org/drawingml/2006/picture" xmlns:c="http://schemas.openxmlformats.org/drawingml/2006/chart" xmlns:lc="http://schemas.openxmlformats.org/drawingml/2006/lockedCanvas" xmlns:dgm="http://schemas.openxmlformats.org/drawingml/2006/diagram" xmlns:wps="http://schemas.microsoft.com/office/word/2010/wordprocessingShape" xmlns:wpg="http://schemas.microsoft.com/office/word/2010/wordprocessingGroup" xmlns:w14="http://schemas.microsoft.com/office/word/2010/wordml" xmlns:w15="http://schemas.microsoft.com/office/word/2012/wordml" xmlns:w16="http://schemas.microsoft.com/office/word/2018/wordml" xmlns:w16cex="http://schemas.microsoft.com/office/word/2018/wordml/cex" xmlns:w16cid="http://schemas.microsoft.com/office/word/2016/wordml/cid" xmlns="http://schemas.microsoft.com/office/tasks/2019/documenttasks" xmlns:cr="http://schemas.microsoft.com/office/comments/2020/reactions">
+<w:document xmlns:wpc="http://schemas.microsoft.com/office/word/2010/wordprocessingCanvas" xmlns:cx="http://schemas.microsoft.com/office/drawing/2014/chartex" xmlns:cx1="http://schemas.microsoft.com/office/drawing/2015/9/8/chartex" xmlns:cx2="http://schemas.microsoft.com/office/drawing/2015/10/21/chartex" xmlns:cx3="http://schemas.microsoft.com/office/drawing/2016/5/9/chartex" xmlns:cx4="http://schemas.microsoft.com/office/drawing/2016/5/10/chartex" xmlns:cx5="http://schemas.microsoft.com/office/drawing/2016/5/11/chartex" xmlns:cx6="http://schemas.microsoft.com/office/drawing/2016/5/12/chartex" xmlns:cx7="http://schemas.microsoft.com/office/drawing/2016/5/13/chartex" xmlns:cx8="http://schemas.microsoft.com/office/drawing/2016/5/14/chartex" xmlns:mc="http://schemas.openxmlformats.org/markup-compatibility/2006" xmlns:aink="http://schemas.microsoft.com/office/drawing/2016/ink" xmlns:am3d="http://schemas.microsoft.com/office/drawing/2017/model3d" xmlns:o="urn:schemas-microsoft-com:office:office" xmlns:oel="http://schemas.microsoft.com/office/2019/extlst" xmlns:r="http://schemas.openxmlformats.org/officeDocument/2006/relationships" xmlns:m="http://schemas.openxmlformats.org/officeDocument/2006/math" xmlns:v="urn:schemas-microsoft-com:vml" xmlns:wp14="http://schemas.microsoft.com/office/word/2010/wordprocessingDrawing" xmlns:wp="http://schemas.openxmlformats.org/drawingml/2006/wordprocessingDrawing" xmlns:w10="urn:schemas-microsoft-com:office:word" xmlns:w="http://schemas.openxmlformats.org/wordprocessingml/2006/main" xmlns:w14="http://schemas.microsoft.com/office/word/2010/wordml" xmlns:w15="http://schemas.microsoft.com/office/word/2012/wordml" xmlns:w16cex="http://schemas.microsoft.com/office/word/2018/wordml/cex" xmlns:w16cid="http://schemas.microsoft.com/office/word/2016/wordml/cid" xmlns:w16="http://schemas.microsoft.com/office/word/2018/wordml" xmlns:w16du="http://schemas.microsoft.com/office/word/2023/wordml/word16du" xmlns:w16sdtdh="http://schemas.microsoft.com/office/word/2020/wordml/sdtdatahash" xmlns:w16sdtfl="http://schemas.microsoft.com/office/word/2024/wordml/sdtformatlock" xmlns:w16se="http://schemas.microsoft.com/office/word/2015/wordml/symex" xmlns:wpg="http://schemas.microsoft.com/office/word/2010/wordprocessingGroup" xmlns:wpi="http://schemas.microsoft.com/office/word/2010/wordprocessingInk" xmlns:wne="http://schemas.microsoft.com/office/word/2006/wordml" xmlns:wps="http://schemas.microsoft.com/office/word/2010/wordprocessingShape" mc:Ignorable="w14 w15 w16se w16cid w16 w16cex w16sdtdh w16sdtfl w16du wp14">
   <w:body>
     <w:p>
       <w:pPr>
-        <w:rPr>
-          <w:b w:val="1"/>
-          <w:bCs w:val="1"/>
+        <w:pStyle w:val="ListParagraph"/>
+        <w:numPr>
+          <w:ilvl w:val="0"/>
+          <w:numId w:val="10"/>
+        </w:numPr>
+        <w:rPr>
+          <w:b/>
+          <w:bCs/>
           <w:sz w:val="24"/>
           <w:szCs w:val="24"/>
         </w:rPr>
       </w:pPr>
       <w:r>
         <w:rPr>
-          <w:b w:val="1"/>
-          <w:bCs w:val="1"/>
+          <w:b/>
+          <w:bCs/>
           <w:sz w:val="24"/>
           <w:szCs w:val="24"/>
-          <w:rtl w:val="0"/>
-        </w:rPr>
-        <w:t xml:space="preserve">Setup Steps : </w:t>
-      </w:r>
-    </w:p>
-    <w:p>
-      <w:pPr>
-        <w:rPr>
-          <w:b w:val="1"/>
-          <w:bCs w:val="1"/>
+        </w:rPr>
+        <w:t xml:space="preserve">Tech </w:t>
+      </w:r>
+      <w:proofErr w:type="gramStart"/>
+      <w:r>
+        <w:rPr>
+          <w:b/>
+          <w:bCs/>
+          <w:sz w:val="24"/>
+          <w:szCs w:val="24"/>
+        </w:rPr>
+        <w:t>Stack</w:t>
+      </w:r>
+      <w:r>
+        <w:rPr>
+          <w:b/>
+          <w:bCs/>
+          <w:sz w:val="24"/>
+          <w:szCs w:val="24"/>
+        </w:rPr>
+        <w:t xml:space="preserve"> :</w:t>
+      </w:r>
+      <w:proofErr w:type="gramEnd"/>
+    </w:p>
+    <w:p>
+      <w:pPr>
+        <w:pStyle w:val="ListParagraph"/>
+        <w:numPr>
+          <w:ilvl w:val="0"/>
+          <w:numId w:val="11"/>
+        </w:numPr>
+        <w:rPr>
+          <w:sz w:val="24"/>
+          <w:szCs w:val="24"/>
+        </w:rPr>
+      </w:pPr>
+      <w:r>
+        <w:rPr>
+          <w:sz w:val="24"/>
+          <w:szCs w:val="24"/>
+        </w:rPr>
+        <w:t>Frontend: Python Stream lit</w:t>
+      </w:r>
+    </w:p>
+    <w:p>
+      <w:pPr>
+        <w:pStyle w:val="ListParagraph"/>
+        <w:numPr>
+          <w:ilvl w:val="0"/>
+          <w:numId w:val="11"/>
+        </w:numPr>
+        <w:rPr>
+          <w:sz w:val="24"/>
+          <w:szCs w:val="24"/>
+        </w:rPr>
+      </w:pPr>
+      <w:r>
+        <w:rPr>
+          <w:sz w:val="24"/>
+          <w:szCs w:val="24"/>
+        </w:rPr>
+        <w:t>Backend: Python</w:t>
+      </w:r>
+    </w:p>
+    <w:p>
+      <w:pPr>
+        <w:pStyle w:val="ListParagraph"/>
+        <w:numPr>
+          <w:ilvl w:val="0"/>
+          <w:numId w:val="11"/>
+        </w:numPr>
+        <w:rPr>
+          <w:sz w:val="24"/>
+          <w:szCs w:val="24"/>
+          <w:lang w:val="en-IN"/>
+        </w:rPr>
+      </w:pPr>
+      <w:r>
+        <w:rPr>
+          <w:sz w:val="24"/>
+          <w:szCs w:val="24"/>
+        </w:rPr>
+        <w:t xml:space="preserve">LLM: </w:t>
+      </w:r>
+      <w:proofErr w:type="spellStart"/>
+      <w:r>
+        <w:rPr>
+          <w:sz w:val="24"/>
+          <w:szCs w:val="24"/>
+        </w:rPr>
+        <w:t>gemini</w:t>
+      </w:r>
+      <w:proofErr w:type="spellEnd"/>
+      <w:r>
+        <w:rPr>
+          <w:sz w:val="24"/>
+          <w:szCs w:val="24"/>
+        </w:rPr>
+        <w:t xml:space="preserve"> - </w:t>
+      </w:r>
+      <w:r>
+        <w:rPr>
+          <w:sz w:val="24"/>
+          <w:szCs w:val="24"/>
+          <w:lang w:val="en-IN"/>
+        </w:rPr>
+        <w:t>gemini-3-flash-preview</w:t>
+      </w:r>
+    </w:p>
+    <w:p>
+      <w:pPr>
+        <w:pStyle w:val="ListParagraph"/>
+        <w:ind w:left="360"/>
+        <w:rPr>
+          <w:b/>
+          <w:bCs/>
+          <w:sz w:val="24"/>
+          <w:szCs w:val="24"/>
+        </w:rPr>
+      </w:pPr>
+    </w:p>
+    <w:p>
+      <w:pPr>
+        <w:pStyle w:val="ListParagraph"/>
+        <w:numPr>
+          <w:ilvl w:val="0"/>
+          <w:numId w:val="10"/>
+        </w:numPr>
+        <w:rPr>
+          <w:b/>
+          <w:bCs/>
+          <w:sz w:val="24"/>
+          <w:szCs w:val="24"/>
+        </w:rPr>
+      </w:pPr>
+      <w:r>
+        <w:rPr>
+          <w:b/>
+          <w:bCs/>
+          <w:sz w:val="24"/>
+          <w:szCs w:val="24"/>
+        </w:rPr>
+        <w:t xml:space="preserve">Setup </w:t>
+      </w:r>
+      <w:proofErr w:type="gramStart"/>
+      <w:r>
+        <w:rPr>
+          <w:b/>
+          <w:bCs/>
+          <w:sz w:val="24"/>
+          <w:szCs w:val="24"/>
+        </w:rPr>
+        <w:t>Steps :</w:t>
+      </w:r>
+      <w:proofErr w:type="gramEnd"/>
+      <w:r>
+        <w:rPr>
+          <w:b/>
+          <w:bCs/>
+          <w:sz w:val="24"/>
+          <w:szCs w:val="24"/>
+        </w:rPr>
+        <w:t xml:space="preserve"> </w:t>
+      </w:r>
+    </w:p>
+    <w:p>
+      <w:pPr>
+        <w:ind w:left="360"/>
+        <w:rPr>
+          <w:b/>
+          <w:bCs/>
           <w:sz w:val="26"/>
           <w:szCs w:val="26"/>
         </w:rPr>
       </w:pPr>
       <w:r>
         <w:rPr>
-          <w:b w:val="1"/>
-          <w:bCs w:val="1"/>
+          <w:b/>
+          <w:bCs/>
           <w:sz w:val="26"/>
           <w:szCs w:val="26"/>
-          <w:rtl w:val="0"/>
-        </w:rPr>
-        <w:t xml:space="preserve">1. Prerequisites</w:t>
+        </w:rPr>
+        <w:t>1. Prerequisites</w:t>
       </w:r>
     </w:p>
     <w:p>
@@ -48,14 +213,11 @@
           <w:ilvl w:val="0"/>
           <w:numId w:val="2"/>
         </w:numPr>
-        <w:spacing w:after="0" w:afterAutospacing="0" w:before="240" w:lineRule="auto"/>
-        <w:ind w:left="720" w:hanging="360"/>
-      </w:pPr>
-      <w:r>
-        <w:rPr>
-          <w:rtl w:val="0"/>
-        </w:rPr>
-        <w:t xml:space="preserve">Python 3.9 or higher</w:t>
+        <w:spacing w:before="240"/>
+        <w:ind w:left="1080"/>
+      </w:pPr>
+      <w:r>
+        <w:t>Python 3.9 or higher</w:t>
       </w:r>
     </w:p>
     <w:p>
@@ -64,14 +226,19 @@
           <w:ilvl w:val="0"/>
           <w:numId w:val="2"/>
         </w:numPr>
-        <w:spacing w:after="240" w:before="0" w:beforeAutospacing="0" w:lineRule="auto"/>
-        <w:ind w:left="720" w:hanging="360"/>
-      </w:pPr>
-      <w:r>
-        <w:rPr>
-          <w:rtl w:val="0"/>
-        </w:rPr>
-        <w:t xml:space="preserve">An API Key for gemini LLM</w:t>
+        <w:spacing w:after="240"/>
+        <w:ind w:left="1080"/>
+      </w:pPr>
+      <w:r>
+        <w:t xml:space="preserve">An API Key for </w:t>
+      </w:r>
+      <w:proofErr w:type="spellStart"/>
+      <w:r>
+        <w:t>gemini</w:t>
+      </w:r>
+      <w:proofErr w:type="spellEnd"/>
+      <w:r>
+        <w:t xml:space="preserve"> LLM</w:t>
       </w:r>
     </w:p>
     <w:p>
@@ -79,27 +246,27 @@
         <w:pStyle w:val="Heading3"/>
         <w:keepNext w:val="0"/>
         <w:keepLines w:val="0"/>
-        <w:spacing w:before="280" w:lineRule="auto"/>
-        <w:rPr>
-          <w:b w:val="1"/>
-          <w:bCs w:val="1"/>
+        <w:spacing w:before="280"/>
+        <w:ind w:left="360"/>
+        <w:rPr>
+          <w:b/>
+          <w:bCs/>
           <w:color w:val="000000"/>
           <w:sz w:val="26"/>
           <w:szCs w:val="26"/>
         </w:rPr>
       </w:pPr>
-      <w:bookmarkStart w:colFirst="0" w:colLast="0" w:name="_cy53zuv1h8ae" w:id="0"/>
+      <w:bookmarkStart w:id="0" w:name="_cy53zuv1h8ae" w:colFirst="0" w:colLast="0"/>
       <w:bookmarkEnd w:id="0"/>
       <w:r>
         <w:rPr>
-          <w:b w:val="1"/>
-          <w:bCs w:val="1"/>
+          <w:b/>
+          <w:bCs/>
           <w:color w:val="000000"/>
           <w:sz w:val="26"/>
           <w:szCs w:val="26"/>
-          <w:rtl w:val="0"/>
-        </w:rPr>
-        <w:t xml:space="preserve">2. Installation</w:t>
+        </w:rPr>
+        <w:t>2. Installation</w:t>
       </w:r>
     </w:p>
     <w:p>
@@ -108,32 +275,20 @@
           <w:ilvl w:val="0"/>
           <w:numId w:val="7"/>
         </w:numPr>
-        <w:ind w:left="720" w:hanging="360"/>
-        <w:rPr>
-          <w:u w:val="none"/>
-        </w:rPr>
-      </w:pPr>
-      <w:r>
-        <w:rPr>
-          <w:rtl w:val="0"/>
-        </w:rPr>
+        <w:ind w:left="1080"/>
+      </w:pPr>
+      <w:r>
         <w:t xml:space="preserve">git clone </w:t>
       </w:r>
-      <w:hyperlink r:id="rId6">
+      <w:hyperlink r:id="rId5">
         <w:r>
           <w:rPr>
-            <w:color w:val="1155cc"/>
+            <w:color w:val="1155CC"/>
             <w:u w:val="single"/>
-            <w:rtl w:val="0"/>
           </w:rPr>
-          <w:t xml:space="preserve">https://github.com/udhayashankarj/Scanned-Worksheet-Grader.git</w:t>
+          <w:t>https://github.com/udhayashankarj/Scanned-Worksheet-Grader.git</w:t>
         </w:r>
       </w:hyperlink>
-      <w:r>
-        <w:rPr>
-          <w:rtl w:val="0"/>
-        </w:rPr>
-      </w:r>
     </w:p>
     <w:p>
       <w:pPr>
@@ -141,16 +296,10 @@
           <w:ilvl w:val="0"/>
           <w:numId w:val="7"/>
         </w:numPr>
-        <w:ind w:left="720" w:hanging="360"/>
-        <w:rPr>
-          <w:u w:val="none"/>
-        </w:rPr>
-      </w:pPr>
-      <w:r>
-        <w:rPr>
-          <w:rtl w:val="0"/>
-        </w:rPr>
-        <w:t xml:space="preserve">cd your-repo-name</w:t>
+        <w:ind w:left="1080"/>
+      </w:pPr>
+      <w:r>
+        <w:t>cd your-repo-name</w:t>
       </w:r>
     </w:p>
     <w:p>
@@ -159,33 +308,23 @@
           <w:ilvl w:val="0"/>
           <w:numId w:val="7"/>
         </w:numPr>
-        <w:ind w:left="720" w:hanging="360"/>
-        <w:rPr>
-          <w:u w:val="none"/>
-        </w:rPr>
-      </w:pPr>
-      <w:r>
-        <w:rPr>
-          <w:rtl w:val="0"/>
-        </w:rPr>
-        <w:t xml:space="preserve">pip install -r requirements.txt</w:t>
-      </w:r>
-    </w:p>
-    <w:p>
-      <w:pPr>
-        <w:rPr/>
-      </w:pPr>
-      <w:r>
-        <w:rPr>
-          <w:rtl w:val="0"/>
-        </w:rPr>
-      </w:r>
-    </w:p>
-    <w:p>
-      <w:pPr>
-        <w:rPr>
-          <w:b w:val="1"/>
-          <w:bCs w:val="1"/>
+        <w:ind w:left="1080"/>
+      </w:pPr>
+      <w:r>
+        <w:t>pip install -r requirements.txt</w:t>
+      </w:r>
+    </w:p>
+    <w:p>
+      <w:pPr>
+        <w:ind w:left="360"/>
+      </w:pPr>
+    </w:p>
+    <w:p>
+      <w:pPr>
+        <w:ind w:left="360"/>
+        <w:rPr>
+          <w:b/>
+          <w:bCs/>
           <w:color w:val="000000"/>
           <w:sz w:val="26"/>
           <w:szCs w:val="26"/>
@@ -193,38 +332,22 @@
       </w:pPr>
       <w:r>
         <w:rPr>
-          <w:b w:val="1"/>
-          <w:bCs w:val="1"/>
+          <w:b/>
+          <w:bCs/>
           <w:color w:val="000000"/>
           <w:sz w:val="26"/>
           <w:szCs w:val="26"/>
-          <w:rtl w:val="0"/>
-        </w:rPr>
-        <w:t xml:space="preserve">3. Environment Configuration</w:t>
-      </w:r>
-    </w:p>
-    <w:p>
-      <w:pPr>
-        <w:spacing w:after="240" w:before="240" w:lineRule="auto"/>
-        <w:rPr/>
-      </w:pPr>
-      <w:r>
-        <w:rPr>
-          <w:rtl w:val="0"/>
-        </w:rPr>
-        <w:t xml:space="preserve">Create a </w:t>
-      </w:r>
-      <w:r>
-        <w:rPr>
-          <w:rtl w:val="0"/>
-        </w:rPr>
-        <w:t xml:space="preserve">.env</w:t>
-      </w:r>
-      <w:r>
-        <w:rPr>
-          <w:rtl w:val="0"/>
-        </w:rPr>
-        <w:t xml:space="preserve"> file in the root directory to store your credentials:</w:t>
+        </w:rPr>
+        <w:t>3. Environment Configuration</w:t>
+      </w:r>
+    </w:p>
+    <w:p>
+      <w:pPr>
+        <w:spacing w:before="240" w:after="240"/>
+        <w:ind w:left="360"/>
+      </w:pPr>
+      <w:r>
+        <w:t>Create a .env file in the root directory to store your credentials:</w:t>
       </w:r>
     </w:p>
     <w:p>
@@ -233,17 +356,35 @@
           <w:ilvl w:val="0"/>
           <w:numId w:val="4"/>
         </w:numPr>
-        <w:spacing w:after="0" w:afterAutospacing="0" w:before="240" w:lineRule="auto"/>
-        <w:ind w:left="720" w:hanging="360"/>
-        <w:rPr>
-          <w:u w:val="none"/>
-        </w:rPr>
-      </w:pPr>
-      <w:r>
-        <w:rPr>
-          <w:rtl w:val="0"/>
-        </w:rPr>
-        <w:t xml:space="preserve">GEMINI_API_KEY=”Your gemini api key from google studio”</w:t>
+        <w:spacing w:before="240"/>
+        <w:ind w:left="1080"/>
+      </w:pPr>
+      <w:r>
+        <w:t>GEMINI_API_KEY</w:t>
+      </w:r>
+      <w:proofErr w:type="gramStart"/>
+      <w:r>
+        <w:t>=”Your</w:t>
+      </w:r>
+      <w:proofErr w:type="gramEnd"/>
+      <w:r>
+        <w:t xml:space="preserve"> </w:t>
+      </w:r>
+      <w:proofErr w:type="spellStart"/>
+      <w:r>
+        <w:t>gemini</w:t>
+      </w:r>
+      <w:proofErr w:type="spellEnd"/>
+      <w:r>
+        <w:t xml:space="preserve"> </w:t>
+      </w:r>
+      <w:proofErr w:type="spellStart"/>
+      <w:r>
+        <w:t>api</w:t>
+      </w:r>
+      <w:proofErr w:type="spellEnd"/>
+      <w:r>
+        <w:t xml:space="preserve"> key from google studio”</w:t>
       </w:r>
     </w:p>
     <w:p>
@@ -252,38 +393,38 @@
           <w:ilvl w:val="0"/>
           <w:numId w:val="4"/>
         </w:numPr>
-        <w:spacing w:after="240" w:before="0" w:beforeAutospacing="0" w:lineRule="auto"/>
-        <w:ind w:left="720" w:hanging="360"/>
-        <w:rPr>
-          <w:u w:val="none"/>
-        </w:rPr>
-      </w:pPr>
-      <w:r>
-        <w:rPr>
-          <w:rtl w:val="0"/>
-        </w:rPr>
-        <w:t xml:space="preserve">MODEL_NAME=”gemini-3-flash-preview”</w:t>
-      </w:r>
-    </w:p>
-    <w:p>
-      <w:pPr>
-        <w:spacing w:after="240" w:before="240" w:lineRule="auto"/>
-        <w:rPr/>
-      </w:pPr>
-      <w:r>
-        <w:rPr>
-          <w:b w:val="1"/>
-          <w:bCs w:val="1"/>
+        <w:spacing w:after="240"/>
+        <w:ind w:left="1080"/>
+      </w:pPr>
+      <w:r>
+        <w:t>MODEL_NAME</w:t>
+      </w:r>
+      <w:proofErr w:type="gramStart"/>
+      <w:r>
+        <w:t>=”gemini</w:t>
+      </w:r>
+      <w:proofErr w:type="gramEnd"/>
+      <w:r>
+        <w:t>-3-flash-preview”</w:t>
+      </w:r>
+    </w:p>
+    <w:p>
+      <w:pPr>
+        <w:pStyle w:val="ListParagraph"/>
+        <w:numPr>
+          <w:ilvl w:val="0"/>
+          <w:numId w:val="10"/>
+        </w:numPr>
+        <w:spacing w:before="240" w:after="240"/>
+      </w:pPr>
+      <w:r>
+        <w:rPr>
+          <w:b/>
+          <w:bCs/>
           <w:sz w:val="24"/>
           <w:szCs w:val="24"/>
-          <w:rtl w:val="0"/>
-        </w:rPr>
-        <w:t xml:space="preserve">Architecture Overview</w:t>
-      </w:r>
-      <w:r>
-        <w:rPr>
-          <w:rtl w:val="0"/>
-        </w:rPr>
+        </w:rPr>
+        <w:t>Architecture Overview</w:t>
       </w:r>
     </w:p>
     <w:p>
@@ -292,25 +433,25 @@
           <w:ilvl w:val="0"/>
           <w:numId w:val="1"/>
         </w:numPr>
-        <w:spacing w:after="0" w:afterAutospacing="0" w:before="240" w:lineRule="auto"/>
-        <w:ind w:left="720" w:hanging="360"/>
-        <w:rPr>
-          <w:u w:val="none"/>
-        </w:rPr>
-      </w:pPr>
-      <w:r>
-        <w:rPr>
-          <w:b w:val="1"/>
-          <w:bCs w:val="1"/>
-          <w:rtl w:val="0"/>
-        </w:rPr>
-        <w:t xml:space="preserve">Input Layer:</w:t>
-      </w:r>
-      <w:r>
-        <w:rPr>
-          <w:rtl w:val="0"/>
-        </w:rPr>
-        <w:t xml:space="preserve"> Streamlit handles the upload of two distinct files (Answer Sheet &amp; Answer Key).</w:t>
+        <w:spacing w:before="240"/>
+      </w:pPr>
+      <w:r>
+        <w:rPr>
+          <w:b/>
+          <w:bCs/>
+        </w:rPr>
+        <w:t>Input Layer:</w:t>
+      </w:r>
+      <w:r>
+        <w:t xml:space="preserve"> </w:t>
+      </w:r>
+      <w:proofErr w:type="spellStart"/>
+      <w:r>
+        <w:t>Streamlit</w:t>
+      </w:r>
+      <w:proofErr w:type="spellEnd"/>
+      <w:r>
+        <w:t xml:space="preserve"> handles the upload of two distinct files (Answer Sheet &amp; Answer Key).</w:t>
       </w:r>
     </w:p>
     <w:p>
@@ -319,24 +460,15 @@
           <w:ilvl w:val="0"/>
           <w:numId w:val="1"/>
         </w:numPr>
-        <w:spacing w:after="0" w:afterAutospacing="0" w:before="0" w:beforeAutospacing="0" w:lineRule="auto"/>
-        <w:ind w:left="720" w:hanging="360"/>
-        <w:rPr>
-          <w:u w:val="none"/>
-        </w:rPr>
-      </w:pPr>
-      <w:r>
-        <w:rPr>
-          <w:b w:val="1"/>
-          <w:bCs w:val="1"/>
-          <w:rtl w:val="0"/>
-        </w:rPr>
-        <w:t xml:space="preserve">Text Extraction Layer</w:t>
-      </w:r>
-      <w:r>
-        <w:rPr>
-          <w:rtl w:val="0"/>
-        </w:rPr>
+      </w:pPr>
+      <w:r>
+        <w:rPr>
+          <w:b/>
+          <w:bCs/>
+        </w:rPr>
+        <w:t>Text Extraction Layer</w:t>
+      </w:r>
+      <w:r>
         <w:t xml:space="preserve"> (LLM Calls 1 &amp; 2): </w:t>
       </w:r>
     </w:p>
@@ -346,17 +478,9 @@
           <w:ilvl w:val="1"/>
           <w:numId w:val="1"/>
         </w:numPr>
-        <w:spacing w:after="0" w:afterAutospacing="0" w:before="0" w:beforeAutospacing="0" w:lineRule="auto"/>
-        <w:ind w:left="1440" w:hanging="360"/>
-        <w:rPr>
-          <w:u w:val="none"/>
-        </w:rPr>
-      </w:pPr>
-      <w:r>
-        <w:rPr>
-          <w:rtl w:val="0"/>
-        </w:rPr>
-        <w:t xml:space="preserve">Worker A: Processes the Answer Sheet into a structured JSON object.</w:t>
+      </w:pPr>
+      <w:r>
+        <w:t>Worker A: Processes the Answer Sheet into a structured JSON object.</w:t>
       </w:r>
     </w:p>
     <w:p>
@@ -365,17 +489,9 @@
           <w:ilvl w:val="1"/>
           <w:numId w:val="1"/>
         </w:numPr>
-        <w:spacing w:after="0" w:afterAutospacing="0" w:before="0" w:beforeAutospacing="0" w:lineRule="auto"/>
-        <w:ind w:left="1440" w:hanging="360"/>
-        <w:rPr>
-          <w:u w:val="none"/>
-        </w:rPr>
-      </w:pPr>
-      <w:r>
-        <w:rPr>
-          <w:rtl w:val="0"/>
-        </w:rPr>
-        <w:t xml:space="preserve">Worker B: Processes the Answer Key into a structured JSON object.</w:t>
+      </w:pPr>
+      <w:r>
+        <w:t>Worker B: Processes the Answer Key into a structured JSON object.</w:t>
       </w:r>
     </w:p>
     <w:p>
@@ -384,24 +500,15 @@
           <w:ilvl w:val="0"/>
           <w:numId w:val="1"/>
         </w:numPr>
-        <w:spacing w:after="0" w:afterAutospacing="0" w:before="0" w:beforeAutospacing="0" w:lineRule="auto"/>
-        <w:ind w:left="720" w:hanging="360"/>
-        <w:rPr>
-          <w:u w:val="none"/>
-        </w:rPr>
-      </w:pPr>
-      <w:r>
-        <w:rPr>
-          <w:b w:val="1"/>
-          <w:bCs w:val="1"/>
-          <w:rtl w:val="0"/>
-        </w:rPr>
-        <w:t xml:space="preserve">Mapping Logic:</w:t>
-      </w:r>
-      <w:r>
-        <w:rPr>
-          <w:rtl w:val="0"/>
-        </w:rPr>
+      </w:pPr>
+      <w:r>
+        <w:rPr>
+          <w:b/>
+          <w:bCs/>
+        </w:rPr>
+        <w:t>Mapping Logic:</w:t>
+      </w:r>
+      <w:r>
         <w:t xml:space="preserve"> A user defined Python function maps question numbers from both JSON objects to create a unified context.</w:t>
       </w:r>
     </w:p>
@@ -411,24 +518,15 @@
           <w:ilvl w:val="0"/>
           <w:numId w:val="1"/>
         </w:numPr>
-        <w:spacing w:after="0" w:afterAutospacing="0" w:before="0" w:beforeAutospacing="0" w:lineRule="auto"/>
-        <w:ind w:left="720" w:hanging="360"/>
-        <w:rPr>
-          <w:u w:val="none"/>
-        </w:rPr>
-      </w:pPr>
-      <w:r>
-        <w:rPr>
-          <w:b w:val="1"/>
-          <w:bCs w:val="1"/>
-          <w:rtl w:val="0"/>
-        </w:rPr>
-        <w:t xml:space="preserve">Evaluation Layer</w:t>
-      </w:r>
-      <w:r>
-        <w:rPr>
-          <w:rtl w:val="0"/>
-        </w:rPr>
+      </w:pPr>
+      <w:r>
+        <w:rPr>
+          <w:b/>
+          <w:bCs/>
+        </w:rPr>
+        <w:t>Evaluation Layer</w:t>
+      </w:r>
+      <w:r>
         <w:t xml:space="preserve"> (LLM Call 3): A final prompt uses the mapped data to compare student intent against the answer key, generating a score and feedback.</w:t>
       </w:r>
     </w:p>
@@ -438,63 +536,78 @@
           <w:ilvl w:val="0"/>
           <w:numId w:val="1"/>
         </w:numPr>
-        <w:spacing w:after="240" w:before="0" w:beforeAutospacing="0" w:lineRule="auto"/>
-        <w:ind w:left="720" w:hanging="360"/>
-        <w:rPr>
-          <w:u w:val="none"/>
-        </w:rPr>
-      </w:pPr>
-      <w:r>
-        <w:rPr>
-          <w:b w:val="1"/>
-          <w:bCs w:val="1"/>
-          <w:rtl w:val="0"/>
-        </w:rPr>
-        <w:t xml:space="preserve">Presentation Layer</w:t>
-      </w:r>
-      <w:r>
-        <w:rPr>
-          <w:rtl w:val="0"/>
-        </w:rPr>
-        <w:t xml:space="preserve">: Streamlit renders the final score and feedback strings.</w:t>
-      </w:r>
-    </w:p>
-    <w:p>
-      <w:pPr>
-        <w:spacing w:after="240" w:before="240" w:lineRule="auto"/>
-        <w:rPr>
-          <w:b w:val="1"/>
-          <w:bCs w:val="1"/>
+        <w:spacing w:after="240"/>
+      </w:pPr>
+      <w:r>
+        <w:rPr>
+          <w:b/>
+          <w:bCs/>
+        </w:rPr>
+        <w:t>Presentation Layer</w:t>
+      </w:r>
+      <w:r>
+        <w:t xml:space="preserve">: </w:t>
+      </w:r>
+      <w:proofErr w:type="spellStart"/>
+      <w:r>
+        <w:t>Streamlit</w:t>
+      </w:r>
+      <w:proofErr w:type="spellEnd"/>
+      <w:r>
+        <w:t xml:space="preserve"> renders the final score and feedback strings.</w:t>
+      </w:r>
+    </w:p>
+    <w:p>
+      <w:pPr>
+        <w:pStyle w:val="ListParagraph"/>
+        <w:numPr>
+          <w:ilvl w:val="0"/>
+          <w:numId w:val="10"/>
+        </w:numPr>
+        <w:spacing w:before="240" w:after="240"/>
+        <w:rPr>
+          <w:b/>
+          <w:bCs/>
           <w:sz w:val="24"/>
           <w:szCs w:val="24"/>
         </w:rPr>
       </w:pPr>
       <w:r>
         <w:rPr>
-          <w:b w:val="1"/>
-          <w:bCs w:val="1"/>
+          <w:b/>
+          <w:bCs/>
           <w:sz w:val="24"/>
           <w:szCs w:val="24"/>
-          <w:rtl w:val="0"/>
-        </w:rPr>
-        <w:t xml:space="preserve">Usage Instructions :</w:t>
-      </w:r>
-    </w:p>
-    <w:p>
-      <w:pPr>
-        <w:spacing w:after="240" w:before="240" w:lineRule="auto"/>
-        <w:rPr>
-          <w:b w:val="1"/>
-          <w:bCs w:val="1"/>
-        </w:rPr>
-      </w:pPr>
-      <w:r>
-        <w:rPr>
-          <w:b w:val="1"/>
-          <w:bCs w:val="1"/>
-          <w:rtl w:val="0"/>
-        </w:rPr>
-        <w:t xml:space="preserve">Launch the App:</w:t>
+        </w:rPr>
+        <w:t xml:space="preserve">Usage </w:t>
+      </w:r>
+      <w:proofErr w:type="gramStart"/>
+      <w:r>
+        <w:rPr>
+          <w:b/>
+          <w:bCs/>
+          <w:sz w:val="24"/>
+          <w:szCs w:val="24"/>
+        </w:rPr>
+        <w:t>Instructions :</w:t>
+      </w:r>
+      <w:proofErr w:type="gramEnd"/>
+    </w:p>
+    <w:p>
+      <w:pPr>
+        <w:spacing w:before="240" w:after="240"/>
+        <w:ind w:left="360"/>
+        <w:rPr>
+          <w:b/>
+          <w:bCs/>
+        </w:rPr>
+      </w:pPr>
+      <w:r>
+        <w:rPr>
+          <w:b/>
+          <w:bCs/>
+        </w:rPr>
+        <w:t>Launch the App:</w:t>
       </w:r>
     </w:p>
     <w:p>
@@ -503,47 +616,42 @@
           <w:ilvl w:val="0"/>
           <w:numId w:val="5"/>
         </w:numPr>
-        <w:spacing w:after="240" w:before="240" w:lineRule="auto"/>
-        <w:ind w:left="720" w:hanging="360"/>
-        <w:rPr>
-          <w:u w:val="none"/>
-        </w:rPr>
-      </w:pPr>
-      <w:r>
-        <w:rPr>
-          <w:rtl w:val="0"/>
-        </w:rPr>
-        <w:t xml:space="preserve">Run the following command in your terminal:</w:t>
-      </w:r>
-    </w:p>
-    <w:p>
-      <w:pPr>
-        <w:spacing w:after="240" w:before="240" w:lineRule="auto"/>
-        <w:ind w:left="720" w:firstLine="720"/>
-        <w:rPr/>
-      </w:pPr>
-      <w:r>
-        <w:rPr>
-          <w:rtl w:val="0"/>
-        </w:rPr>
-        <w:t xml:space="preserve">streamlit run app.py</w:t>
-      </w:r>
-    </w:p>
-    <w:p>
-      <w:pPr>
-        <w:spacing w:after="240" w:before="240" w:lineRule="auto"/>
-        <w:rPr>
-          <w:b w:val="1"/>
-          <w:bCs w:val="1"/>
-        </w:rPr>
-      </w:pPr>
-      <w:r>
-        <w:rPr>
-          <w:b w:val="1"/>
-          <w:bCs w:val="1"/>
-          <w:rtl w:val="0"/>
-        </w:rPr>
-        <w:t xml:space="preserve">Upload Files:</w:t>
+        <w:spacing w:before="240" w:after="240"/>
+        <w:ind w:left="1080"/>
+      </w:pPr>
+      <w:r>
+        <w:t>Run the following command in your terminal:</w:t>
+      </w:r>
+    </w:p>
+    <w:p>
+      <w:pPr>
+        <w:spacing w:before="240" w:after="240"/>
+        <w:ind w:left="1080" w:firstLine="720"/>
+      </w:pPr>
+      <w:proofErr w:type="spellStart"/>
+      <w:r>
+        <w:t>streamlit</w:t>
+      </w:r>
+      <w:proofErr w:type="spellEnd"/>
+      <w:r>
+        <w:t xml:space="preserve"> run app.py</w:t>
+      </w:r>
+    </w:p>
+    <w:p>
+      <w:pPr>
+        <w:spacing w:before="240" w:after="240"/>
+        <w:ind w:left="360"/>
+        <w:rPr>
+          <w:b/>
+          <w:bCs/>
+        </w:rPr>
+      </w:pPr>
+      <w:r>
+        <w:rPr>
+          <w:b/>
+          <w:bCs/>
+        </w:rPr>
+        <w:t>Upload Files:</w:t>
       </w:r>
     </w:p>
     <w:p>
@@ -552,17 +660,11 @@
           <w:ilvl w:val="0"/>
           <w:numId w:val="8"/>
         </w:numPr>
-        <w:spacing w:after="0" w:afterAutospacing="0" w:before="240" w:lineRule="auto"/>
-        <w:ind w:left="720" w:hanging="360"/>
-        <w:rPr>
-          <w:u w:val="none"/>
-        </w:rPr>
-      </w:pPr>
-      <w:r>
-        <w:rPr>
-          <w:rtl w:val="0"/>
-        </w:rPr>
-        <w:t xml:space="preserve">Upload the Answer Key (Source of truth).</w:t>
+        <w:spacing w:before="240"/>
+        <w:ind w:left="1080"/>
+      </w:pPr>
+      <w:r>
+        <w:t>Upload the Answer Key (Source of truth).</w:t>
       </w:r>
     </w:p>
     <w:p>
@@ -571,34 +673,29 @@
           <w:ilvl w:val="0"/>
           <w:numId w:val="8"/>
         </w:numPr>
-        <w:spacing w:after="240" w:before="0" w:beforeAutospacing="0" w:lineRule="auto"/>
-        <w:ind w:left="720" w:hanging="360"/>
-        <w:rPr>
-          <w:u w:val="none"/>
-        </w:rPr>
-      </w:pPr>
-      <w:r>
-        <w:rPr>
-          <w:rtl w:val="0"/>
-        </w:rPr>
-        <w:t xml:space="preserve">Upload the Student Answer Sheet (To be graded).</w:t>
-      </w:r>
-    </w:p>
-    <w:p>
-      <w:pPr>
-        <w:spacing w:after="240" w:before="240" w:lineRule="auto"/>
-        <w:rPr>
-          <w:b w:val="1"/>
-          <w:bCs w:val="1"/>
-        </w:rPr>
-      </w:pPr>
-      <w:r>
-        <w:rPr>
-          <w:b w:val="1"/>
-          <w:bCs w:val="1"/>
-          <w:rtl w:val="0"/>
-        </w:rPr>
-        <w:t xml:space="preserve">Processing:</w:t>
+        <w:spacing w:after="240"/>
+        <w:ind w:left="1080"/>
+      </w:pPr>
+      <w:r>
+        <w:t>Upload the Student Answer Sheet (To be graded).</w:t>
+      </w:r>
+    </w:p>
+    <w:p>
+      <w:pPr>
+        <w:spacing w:before="240" w:after="240"/>
+        <w:ind w:left="360"/>
+        <w:rPr>
+          <w:b/>
+          <w:bCs/>
+        </w:rPr>
+      </w:pPr>
+      <w:r>
+        <w:rPr>
+          <w:b/>
+          <w:bCs/>
+        </w:rPr>
+        <w:lastRenderedPageBreak/>
+        <w:t>Processing:</w:t>
       </w:r>
     </w:p>
     <w:p>
@@ -607,17 +704,11 @@
           <w:ilvl w:val="0"/>
           <w:numId w:val="6"/>
         </w:numPr>
-        <w:spacing w:after="0" w:afterAutospacing="0" w:before="240" w:lineRule="auto"/>
-        <w:ind w:left="720" w:hanging="360"/>
-        <w:rPr>
-          <w:u w:val="none"/>
-        </w:rPr>
-      </w:pPr>
-      <w:r>
-        <w:rPr>
-          <w:rtl w:val="0"/>
-        </w:rPr>
-        <w:t xml:space="preserve">Click the "Calculate Score" button. The UI will display status spinners for the three LLM phases:</w:t>
+        <w:spacing w:before="240"/>
+        <w:ind w:left="1080"/>
+      </w:pPr>
+      <w:r>
+        <w:t>Click the "Calculate Score" button. The UI will display status spinners for the three LLM phases:</w:t>
       </w:r>
     </w:p>
     <w:p>
@@ -626,17 +717,10 @@
           <w:ilvl w:val="1"/>
           <w:numId w:val="6"/>
         </w:numPr>
-        <w:spacing w:after="0" w:afterAutospacing="0" w:before="0" w:beforeAutospacing="0" w:lineRule="auto"/>
-        <w:ind w:left="1440" w:hanging="360"/>
-        <w:rPr>
-          <w:u w:val="none"/>
-        </w:rPr>
-      </w:pPr>
-      <w:r>
-        <w:rPr>
-          <w:rtl w:val="0"/>
-        </w:rPr>
-        <w:t xml:space="preserve">Extracting Key data...</w:t>
+        <w:ind w:left="1800"/>
+      </w:pPr>
+      <w:r>
+        <w:t>Extracting Key data...</w:t>
       </w:r>
     </w:p>
     <w:p>
@@ -645,17 +729,10 @@
           <w:ilvl w:val="1"/>
           <w:numId w:val="6"/>
         </w:numPr>
-        <w:spacing w:after="0" w:afterAutospacing="0" w:before="0" w:beforeAutospacing="0" w:lineRule="auto"/>
-        <w:ind w:left="1440" w:hanging="360"/>
-        <w:rPr>
-          <w:u w:val="none"/>
-        </w:rPr>
-      </w:pPr>
-      <w:r>
-        <w:rPr>
-          <w:rtl w:val="0"/>
-        </w:rPr>
-        <w:t xml:space="preserve">Extracting Student data...</w:t>
+        <w:ind w:left="1800"/>
+      </w:pPr>
+      <w:r>
+        <w:t>Extracting Student data...</w:t>
       </w:r>
     </w:p>
     <w:p>
@@ -664,34 +741,28 @@
           <w:ilvl w:val="1"/>
           <w:numId w:val="6"/>
         </w:numPr>
-        <w:spacing w:after="240" w:before="0" w:beforeAutospacing="0" w:lineRule="auto"/>
-        <w:ind w:left="1440" w:hanging="360"/>
-        <w:rPr>
-          <w:u w:val="none"/>
-        </w:rPr>
-      </w:pPr>
-      <w:r>
-        <w:rPr>
-          <w:rtl w:val="0"/>
-        </w:rPr>
-        <w:t xml:space="preserve">Evaluating...</w:t>
-      </w:r>
-    </w:p>
-    <w:p>
-      <w:pPr>
-        <w:spacing w:after="240" w:before="240" w:lineRule="auto"/>
-        <w:rPr>
-          <w:b w:val="1"/>
-          <w:bCs w:val="1"/>
-        </w:rPr>
-      </w:pPr>
-      <w:r>
-        <w:rPr>
-          <w:b w:val="1"/>
-          <w:bCs w:val="1"/>
-          <w:rtl w:val="0"/>
-        </w:rPr>
-        <w:t xml:space="preserve">Results:</w:t>
+        <w:spacing w:after="240"/>
+        <w:ind w:left="1800"/>
+      </w:pPr>
+      <w:r>
+        <w:t>Evaluating...</w:t>
+      </w:r>
+    </w:p>
+    <w:p>
+      <w:pPr>
+        <w:spacing w:before="240" w:after="240"/>
+        <w:ind w:left="360"/>
+        <w:rPr>
+          <w:b/>
+          <w:bCs/>
+        </w:rPr>
+      </w:pPr>
+      <w:r>
+        <w:rPr>
+          <w:b/>
+          <w:bCs/>
+        </w:rPr>
+        <w:t>Results:</w:t>
       </w:r>
     </w:p>
     <w:p>
@@ -700,31 +771,373 @@
           <w:ilvl w:val="0"/>
           <w:numId w:val="3"/>
         </w:numPr>
-        <w:spacing w:after="240" w:before="240" w:lineRule="auto"/>
-        <w:ind w:left="720" w:hanging="360"/>
-        <w:rPr>
-          <w:u w:val="none"/>
-        </w:rPr>
-      </w:pPr>
-      <w:r>
-        <w:rPr>
-          <w:rtl w:val="0"/>
-        </w:rPr>
-        <w:t xml:space="preserve">View the final score and the detailed feedback report generated on the main dashboard.</w:t>
-      </w:r>
+        <w:spacing w:before="240" w:after="240"/>
+        <w:ind w:left="1080"/>
+      </w:pPr>
+      <w:r>
+        <w:t>View the final score and the detailed feedback report generated on the main dashboard.</w:t>
+      </w:r>
+    </w:p>
+    <w:p>
+      <w:pPr>
+        <w:pStyle w:val="ListParagraph"/>
+        <w:numPr>
+          <w:ilvl w:val="0"/>
+          <w:numId w:val="10"/>
+        </w:numPr>
+        <w:spacing w:before="240" w:after="240"/>
+        <w:rPr>
+          <w:b/>
+          <w:bCs/>
+        </w:rPr>
+      </w:pPr>
+      <w:r>
+        <w:rPr>
+          <w:b/>
+          <w:bCs/>
+        </w:rPr>
+        <w:t>Error handling:</w:t>
+      </w:r>
+    </w:p>
+    <w:p>
+      <w:pPr>
+        <w:pStyle w:val="ListParagraph"/>
+        <w:numPr>
+          <w:ilvl w:val="0"/>
+          <w:numId w:val="12"/>
+        </w:numPr>
+        <w:spacing w:before="240" w:after="240"/>
+      </w:pPr>
+      <w:r>
+        <w:t xml:space="preserve">If both </w:t>
+      </w:r>
+      <w:proofErr w:type="gramStart"/>
+      <w:r>
+        <w:t>file</w:t>
+      </w:r>
+      <w:proofErr w:type="gramEnd"/>
+      <w:r>
+        <w:t xml:space="preserve"> not </w:t>
+      </w:r>
+      <w:proofErr w:type="gramStart"/>
+      <w:r>
+        <w:t>uploaded</w:t>
+      </w:r>
+      <w:proofErr w:type="gramEnd"/>
+      <w:r>
+        <w:t xml:space="preserve"> then will give warning</w:t>
+      </w:r>
+    </w:p>
+    <w:p>
+      <w:pPr>
+        <w:pStyle w:val="ListParagraph"/>
+        <w:numPr>
+          <w:ilvl w:val="0"/>
+          <w:numId w:val="12"/>
+        </w:numPr>
+        <w:spacing w:before="240" w:after="240"/>
+      </w:pPr>
+      <w:r>
+        <w:t xml:space="preserve">If any one file not </w:t>
+      </w:r>
+      <w:proofErr w:type="gramStart"/>
+      <w:r>
+        <w:t>uploaded</w:t>
+      </w:r>
+      <w:proofErr w:type="gramEnd"/>
+      <w:r>
+        <w:t xml:space="preserve"> then will give warning to upload that one file</w:t>
+      </w:r>
+    </w:p>
+    <w:p>
+      <w:pPr>
+        <w:pStyle w:val="ListParagraph"/>
+        <w:numPr>
+          <w:ilvl w:val="0"/>
+          <w:numId w:val="12"/>
+        </w:numPr>
+        <w:spacing w:before="240" w:after="240"/>
+      </w:pPr>
+      <w:r>
+        <w:t xml:space="preserve">If </w:t>
+      </w:r>
+      <w:proofErr w:type="spellStart"/>
+      <w:r>
+        <w:t>llm</w:t>
+      </w:r>
+      <w:proofErr w:type="spellEnd"/>
+      <w:r>
+        <w:t xml:space="preserve"> </w:t>
+      </w:r>
+      <w:proofErr w:type="spellStart"/>
+      <w:r>
+        <w:t>api</w:t>
+      </w:r>
+      <w:proofErr w:type="spellEnd"/>
+      <w:r>
+        <w:t xml:space="preserve"> call give high demand warning, will retry </w:t>
+      </w:r>
+      <w:proofErr w:type="gramStart"/>
+      <w:r>
+        <w:t>after sometime</w:t>
+      </w:r>
+      <w:proofErr w:type="gramEnd"/>
+      <w:r>
+        <w:t xml:space="preserve"> to continue evaluation process</w:t>
+      </w:r>
+    </w:p>
+    <w:p>
+      <w:pPr>
+        <w:pStyle w:val="ListParagraph"/>
+        <w:numPr>
+          <w:ilvl w:val="0"/>
+          <w:numId w:val="10"/>
+        </w:numPr>
+        <w:spacing w:before="240" w:after="240"/>
+        <w:rPr>
+          <w:b/>
+          <w:bCs/>
+        </w:rPr>
+      </w:pPr>
+      <w:r>
+        <w:rPr>
+          <w:b/>
+          <w:bCs/>
+        </w:rPr>
+        <w:t>Test Cases:</w:t>
+      </w:r>
+    </w:p>
+    <w:tbl>
+      <w:tblPr>
+        <w:tblStyle w:val="TableGrid"/>
+        <w:tblW w:w="0" w:type="auto"/>
+        <w:tblInd w:w="360" w:type="dxa"/>
+        <w:tblLook w:val="04A0" w:firstRow="1" w:lastRow="0" w:firstColumn="1" w:lastColumn="0" w:noHBand="0" w:noVBand="1"/>
+      </w:tblPr>
+      <w:tblGrid>
+        <w:gridCol w:w="4337"/>
+        <w:gridCol w:w="4322"/>
+      </w:tblGrid>
+      <w:tr>
+        <w:tc>
+          <w:tcPr>
+            <w:tcW w:w="4337" w:type="dxa"/>
+          </w:tcPr>
+          <w:p>
+            <w:pPr>
+              <w:pStyle w:val="ListParagraph"/>
+              <w:spacing w:before="240" w:after="240"/>
+              <w:ind w:left="0"/>
+              <w:rPr>
+                <w:b/>
+                <w:bCs/>
+              </w:rPr>
+            </w:pPr>
+            <w:r>
+              <w:rPr>
+                <w:b/>
+                <w:bCs/>
+              </w:rPr>
+              <w:t>Test</w:t>
+            </w:r>
+          </w:p>
+        </w:tc>
+        <w:tc>
+          <w:tcPr>
+            <w:tcW w:w="4322" w:type="dxa"/>
+          </w:tcPr>
+          <w:p>
+            <w:pPr>
+              <w:pStyle w:val="ListParagraph"/>
+              <w:spacing w:before="240" w:after="240"/>
+              <w:ind w:left="0"/>
+              <w:rPr>
+                <w:b/>
+                <w:bCs/>
+              </w:rPr>
+            </w:pPr>
+            <w:r>
+              <w:rPr>
+                <w:b/>
+                <w:bCs/>
+              </w:rPr>
+              <w:t>Expected output</w:t>
+            </w:r>
+          </w:p>
+        </w:tc>
+      </w:tr>
+      <w:tr>
+        <w:tc>
+          <w:tcPr>
+            <w:tcW w:w="4337" w:type="dxa"/>
+          </w:tcPr>
+          <w:p>
+            <w:pPr>
+              <w:spacing w:before="240" w:after="240"/>
+              <w:jc w:val="both"/>
+              <w:rPr>
+                <w:b/>
+                <w:bCs/>
+              </w:rPr>
+            </w:pPr>
+            <w:r>
+              <w:t>Both answer sheet and answer key not uploaded</w:t>
+            </w:r>
+          </w:p>
+        </w:tc>
+        <w:tc>
+          <w:tcPr>
+            <w:tcW w:w="4322" w:type="dxa"/>
+          </w:tcPr>
+          <w:p>
+            <w:pPr>
+              <w:pStyle w:val="ListParagraph"/>
+              <w:spacing w:before="240" w:after="240"/>
+              <w:ind w:left="0"/>
+            </w:pPr>
+            <w:r>
+              <w:t>Give warning to user to upload both file</w:t>
+            </w:r>
+          </w:p>
+        </w:tc>
+      </w:tr>
+      <w:tr>
+        <w:tc>
+          <w:tcPr>
+            <w:tcW w:w="4337" w:type="dxa"/>
+          </w:tcPr>
+          <w:p>
+            <w:pPr>
+              <w:spacing w:before="240" w:after="240"/>
+              <w:rPr>
+                <w:b/>
+                <w:bCs/>
+              </w:rPr>
+            </w:pPr>
+            <w:r>
+              <w:t>Only answer sheet uploaded</w:t>
+            </w:r>
+          </w:p>
+        </w:tc>
+        <w:tc>
+          <w:tcPr>
+            <w:tcW w:w="4322" w:type="dxa"/>
+          </w:tcPr>
+          <w:p>
+            <w:pPr>
+              <w:pStyle w:val="ListParagraph"/>
+              <w:spacing w:before="240" w:after="240"/>
+              <w:ind w:left="0"/>
+            </w:pPr>
+            <w:r>
+              <w:t>Give warning to user to upload answer sheet</w:t>
+            </w:r>
+          </w:p>
+        </w:tc>
+      </w:tr>
+      <w:tr>
+        <w:tc>
+          <w:tcPr>
+            <w:tcW w:w="4337" w:type="dxa"/>
+          </w:tcPr>
+          <w:p>
+            <w:pPr>
+              <w:spacing w:before="240" w:after="240"/>
+              <w:rPr>
+                <w:b/>
+                <w:bCs/>
+              </w:rPr>
+            </w:pPr>
+            <w:r>
+              <w:t>Only answer key uploaded</w:t>
+            </w:r>
+          </w:p>
+        </w:tc>
+        <w:tc>
+          <w:tcPr>
+            <w:tcW w:w="4322" w:type="dxa"/>
+          </w:tcPr>
+          <w:p>
+            <w:pPr>
+              <w:pStyle w:val="ListParagraph"/>
+              <w:spacing w:before="240" w:after="240"/>
+              <w:ind w:left="0"/>
+              <w:rPr>
+                <w:b/>
+                <w:bCs/>
+              </w:rPr>
+            </w:pPr>
+            <w:r>
+              <w:t xml:space="preserve">Give warning to user to upload answer </w:t>
+            </w:r>
+            <w:r>
+              <w:t>key</w:t>
+            </w:r>
+          </w:p>
+        </w:tc>
+      </w:tr>
+      <w:tr>
+        <w:tc>
+          <w:tcPr>
+            <w:tcW w:w="4337" w:type="dxa"/>
+          </w:tcPr>
+          <w:p>
+            <w:pPr>
+              <w:spacing w:before="240" w:after="240"/>
+              <w:rPr>
+                <w:b/>
+                <w:bCs/>
+              </w:rPr>
+            </w:pPr>
+            <w:r>
+              <w:t>Both answer sheet and answer key uploaded</w:t>
+            </w:r>
+          </w:p>
+        </w:tc>
+        <w:tc>
+          <w:tcPr>
+            <w:tcW w:w="4322" w:type="dxa"/>
+          </w:tcPr>
+          <w:p>
+            <w:pPr>
+              <w:pStyle w:val="ListParagraph"/>
+              <w:spacing w:before="240" w:after="240"/>
+              <w:ind w:left="0"/>
+            </w:pPr>
+            <w:r>
+              <w:t>Evaluate answer sheet with answer key and will show score and feedback</w:t>
+            </w:r>
+          </w:p>
+        </w:tc>
+      </w:tr>
+    </w:tbl>
+    <w:p>
+      <w:pPr>
+        <w:pStyle w:val="ListParagraph"/>
+        <w:spacing w:before="240" w:after="240"/>
+        <w:ind w:left="360"/>
+        <w:rPr>
+          <w:b/>
+          <w:bCs/>
+        </w:rPr>
+      </w:pPr>
     </w:p>
     <w:sectPr>
-      <w:pgSz w:h="16834" w:w="11909" w:orient="portrait"/>
-      <w:pgMar w:bottom="1440" w:top="1440" w:left="1440" w:right="1440" w:header="720" w:footer="720"/>
+      <w:pgSz w:w="11909" w:h="16834"/>
+      <w:pgMar w:top="1440" w:right="1440" w:bottom="1440" w:left="1440" w:header="720" w:footer="720" w:gutter="0"/>
       <w:pgNumType w:start="1"/>
+      <w:cols w:space="720"/>
     </w:sectPr>
   </w:body>
 </w:document>
 </file>
 
 <file path=word/numbering.xml><?xml version="1.0" encoding="utf-8"?>
-<w:numbering xmlns:mc="http://schemas.openxmlformats.org/markup-compatibility/2006" xmlns:o="urn:schemas-microsoft-com:office:office" xmlns:r="http://schemas.openxmlformats.org/officeDocument/2006/relationships" xmlns:m="http://schemas.openxmlformats.org/officeDocument/2006/math" xmlns:v="urn:schemas-microsoft-com:vml" xmlns:wp="http://schemas.openxmlformats.org/drawingml/2006/wordprocessingDrawing" xmlns:w10="urn:schemas-microsoft-com:office:word" xmlns:w="http://schemas.openxmlformats.org/wordprocessingml/2006/main" xmlns:wne="http://schemas.microsoft.com/office/word/2006/wordml" xmlns:sl="http://schemas.openxmlformats.org/schemaLibrary/2006/main" xmlns:a="http://schemas.openxmlformats.org/drawingml/2006/main" xmlns:pic="http://schemas.openxmlformats.org/drawingml/2006/picture" xmlns:c="http://schemas.openxmlformats.org/drawingml/2006/chart" xmlns:lc="http://schemas.openxmlformats.org/drawingml/2006/lockedCanvas" xmlns:dgm="http://schemas.openxmlformats.org/drawingml/2006/diagram" xmlns:wps="http://schemas.microsoft.com/office/word/2010/wordprocessingShape" xmlns:wpg="http://schemas.microsoft.com/office/word/2010/wordprocessingGroup" xmlns:w14="http://schemas.microsoft.com/office/word/2010/wordml" xmlns:w15="http://schemas.microsoft.com/office/word/2012/wordml" xmlns:w16="http://schemas.microsoft.com/office/word/2018/wordml" xmlns:w16cex="http://schemas.microsoft.com/office/word/2018/wordml/cex" xmlns:w16cid="http://schemas.microsoft.com/office/word/2016/wordml/cid" xmlns="http://schemas.microsoft.com/office/tasks/2019/documenttasks" xmlns:cr="http://schemas.microsoft.com/office/comments/2020/reactions">
-  <w:abstractNum w:abstractNumId="1">
+<w:numbering xmlns:wpc="http://schemas.microsoft.com/office/word/2010/wordprocessingCanvas" xmlns:cx="http://schemas.microsoft.com/office/drawing/2014/chartex" xmlns:cx1="http://schemas.microsoft.com/office/drawing/2015/9/8/chartex" xmlns:cx2="http://schemas.microsoft.com/office/drawing/2015/10/21/chartex" xmlns:cx3="http://schemas.microsoft.com/office/drawing/2016/5/9/chartex" xmlns:cx4="http://schemas.microsoft.com/office/drawing/2016/5/10/chartex" xmlns:cx5="http://schemas.microsoft.com/office/drawing/2016/5/11/chartex" xmlns:cx6="http://schemas.microsoft.com/office/drawing/2016/5/12/chartex" xmlns:cx7="http://schemas.microsoft.com/office/drawing/2016/5/13/chartex" xmlns:cx8="http://schemas.microsoft.com/office/drawing/2016/5/14/chartex" xmlns:mc="http://schemas.openxmlformats.org/markup-compatibility/2006" xmlns:aink="http://schemas.microsoft.com/office/drawing/2016/ink" xmlns:am3d="http://schemas.microsoft.com/office/drawing/2017/model3d" xmlns:o="urn:schemas-microsoft-com:office:office" xmlns:oel="http://schemas.microsoft.com/office/2019/extlst" xmlns:r="http://schemas.openxmlformats.org/officeDocument/2006/relationships" xmlns:m="http://schemas.openxmlformats.org/officeDocument/2006/math" xmlns:v="urn:schemas-microsoft-com:vml" xmlns:wp14="http://schemas.microsoft.com/office/word/2010/wordprocessingDrawing" xmlns:wp="http://schemas.openxmlformats.org/drawingml/2006/wordprocessingDrawing" xmlns:w10="urn:schemas-microsoft-com:office:word" xmlns:w="http://schemas.openxmlformats.org/wordprocessingml/2006/main" xmlns:w14="http://schemas.microsoft.com/office/word/2010/wordml" xmlns:w15="http://schemas.microsoft.com/office/word/2012/wordml" xmlns:w16cex="http://schemas.microsoft.com/office/word/2018/wordml/cex" xmlns:w16cid="http://schemas.microsoft.com/office/word/2016/wordml/cid" xmlns:w16="http://schemas.microsoft.com/office/word/2018/wordml" xmlns:w16du="http://schemas.microsoft.com/office/word/2023/wordml/word16du" xmlns:w16sdtdh="http://schemas.microsoft.com/office/word/2020/wordml/sdtdatahash" xmlns:w16sdtfl="http://schemas.microsoft.com/office/word/2024/wordml/sdtformatlock" xmlns:w16se="http://schemas.microsoft.com/office/word/2015/wordml/symex" xmlns:wpg="http://schemas.microsoft.com/office/word/2010/wordprocessingGroup" xmlns:wpi="http://schemas.microsoft.com/office/word/2010/wordprocessingInk" xmlns:wne="http://schemas.microsoft.com/office/word/2006/wordml" xmlns:wps="http://schemas.microsoft.com/office/word/2010/wordprocessingShape" mc:Ignorable="w14 w15 w16se w16cid w16 w16cex w16sdtdh w16sdtfl w16du wp14">
+  <w:abstractNum w:abstractNumId="0" w15:restartNumberingAfterBreak="0">
+    <w:nsid w:val="1621149D"/>
+    <w:multiLevelType w:val="multilevel"/>
+    <w:tmpl w:val="181AE5F8"/>
     <w:lvl w:ilvl="0">
       <w:start w:val="1"/>
       <w:numFmt w:val="bullet"/>
@@ -834,7 +1247,10 @@
       </w:rPr>
     </w:lvl>
   </w:abstractNum>
-  <w:abstractNum w:abstractNumId="2">
+  <w:abstractNum w:abstractNumId="1" w15:restartNumberingAfterBreak="0">
+    <w:nsid w:val="26647229"/>
+    <w:multiLevelType w:val="multilevel"/>
+    <w:tmpl w:val="ACA48B76"/>
     <w:lvl w:ilvl="0">
       <w:start w:val="1"/>
       <w:numFmt w:val="bullet"/>
@@ -944,7 +1360,10 @@
       </w:rPr>
     </w:lvl>
   </w:abstractNum>
-  <w:abstractNum w:abstractNumId="3">
+  <w:abstractNum w:abstractNumId="2" w15:restartNumberingAfterBreak="0">
+    <w:nsid w:val="32B170FB"/>
+    <w:multiLevelType w:val="multilevel"/>
+    <w:tmpl w:val="E9888C5E"/>
     <w:lvl w:ilvl="0">
       <w:start w:val="1"/>
       <w:numFmt w:val="bullet"/>
@@ -1054,7 +1473,123 @@
       </w:rPr>
     </w:lvl>
   </w:abstractNum>
-  <w:abstractNum w:abstractNumId="4">
+  <w:abstractNum w:abstractNumId="3" w15:restartNumberingAfterBreak="0">
+    <w:nsid w:val="43654DD7"/>
+    <w:multiLevelType w:val="hybridMultilevel"/>
+    <w:tmpl w:val="0A0A8262"/>
+    <w:lvl w:ilvl="0" w:tplc="40090001">
+      <w:start w:val="1"/>
+      <w:numFmt w:val="bullet"/>
+      <w:lvlText w:val=""/>
+      <w:lvlJc w:val="left"/>
+      <w:pPr>
+        <w:ind w:left="1080" w:hanging="360"/>
+      </w:pPr>
+      <w:rPr>
+        <w:rFonts w:ascii="Symbol" w:hAnsi="Symbol" w:hint="default"/>
+      </w:rPr>
+    </w:lvl>
+    <w:lvl w:ilvl="1" w:tplc="40090003" w:tentative="1">
+      <w:start w:val="1"/>
+      <w:numFmt w:val="bullet"/>
+      <w:lvlText w:val="o"/>
+      <w:lvlJc w:val="left"/>
+      <w:pPr>
+        <w:ind w:left="1800" w:hanging="360"/>
+      </w:pPr>
+      <w:rPr>
+        <w:rFonts w:ascii="Courier New" w:hAnsi="Courier New" w:cs="Courier New" w:hint="default"/>
+      </w:rPr>
+    </w:lvl>
+    <w:lvl w:ilvl="2" w:tplc="40090005" w:tentative="1">
+      <w:start w:val="1"/>
+      <w:numFmt w:val="bullet"/>
+      <w:lvlText w:val=""/>
+      <w:lvlJc w:val="left"/>
+      <w:pPr>
+        <w:ind w:left="2520" w:hanging="360"/>
+      </w:pPr>
+      <w:rPr>
+        <w:rFonts w:ascii="Wingdings" w:hAnsi="Wingdings" w:hint="default"/>
+      </w:rPr>
+    </w:lvl>
+    <w:lvl w:ilvl="3" w:tplc="40090001" w:tentative="1">
+      <w:start w:val="1"/>
+      <w:numFmt w:val="bullet"/>
+      <w:lvlText w:val=""/>
+      <w:lvlJc w:val="left"/>
+      <w:pPr>
+        <w:ind w:left="3240" w:hanging="360"/>
+      </w:pPr>
+      <w:rPr>
+        <w:rFonts w:ascii="Symbol" w:hAnsi="Symbol" w:hint="default"/>
+      </w:rPr>
+    </w:lvl>
+    <w:lvl w:ilvl="4" w:tplc="40090003" w:tentative="1">
+      <w:start w:val="1"/>
+      <w:numFmt w:val="bullet"/>
+      <w:lvlText w:val="o"/>
+      <w:lvlJc w:val="left"/>
+      <w:pPr>
+        <w:ind w:left="3960" w:hanging="360"/>
+      </w:pPr>
+      <w:rPr>
+        <w:rFonts w:ascii="Courier New" w:hAnsi="Courier New" w:cs="Courier New" w:hint="default"/>
+      </w:rPr>
+    </w:lvl>
+    <w:lvl w:ilvl="5" w:tplc="40090005" w:tentative="1">
+      <w:start w:val="1"/>
+      <w:numFmt w:val="bullet"/>
+      <w:lvlText w:val=""/>
+      <w:lvlJc w:val="left"/>
+      <w:pPr>
+        <w:ind w:left="4680" w:hanging="360"/>
+      </w:pPr>
+      <w:rPr>
+        <w:rFonts w:ascii="Wingdings" w:hAnsi="Wingdings" w:hint="default"/>
+      </w:rPr>
+    </w:lvl>
+    <w:lvl w:ilvl="6" w:tplc="40090001" w:tentative="1">
+      <w:start w:val="1"/>
+      <w:numFmt w:val="bullet"/>
+      <w:lvlText w:val=""/>
+      <w:lvlJc w:val="left"/>
+      <w:pPr>
+        <w:ind w:left="5400" w:hanging="360"/>
+      </w:pPr>
+      <w:rPr>
+        <w:rFonts w:ascii="Symbol" w:hAnsi="Symbol" w:hint="default"/>
+      </w:rPr>
+    </w:lvl>
+    <w:lvl w:ilvl="7" w:tplc="40090003" w:tentative="1">
+      <w:start w:val="1"/>
+      <w:numFmt w:val="bullet"/>
+      <w:lvlText w:val="o"/>
+      <w:lvlJc w:val="left"/>
+      <w:pPr>
+        <w:ind w:left="6120" w:hanging="360"/>
+      </w:pPr>
+      <w:rPr>
+        <w:rFonts w:ascii="Courier New" w:hAnsi="Courier New" w:cs="Courier New" w:hint="default"/>
+      </w:rPr>
+    </w:lvl>
+    <w:lvl w:ilvl="8" w:tplc="40090005" w:tentative="1">
+      <w:start w:val="1"/>
+      <w:numFmt w:val="bullet"/>
+      <w:lvlText w:val=""/>
+      <w:lvlJc w:val="left"/>
+      <w:pPr>
+        <w:ind w:left="6840" w:hanging="360"/>
+      </w:pPr>
+      <w:rPr>
+        <w:rFonts w:ascii="Wingdings" w:hAnsi="Wingdings" w:hint="default"/>
+      </w:rPr>
+    </w:lvl>
+  </w:abstractNum>
+  <w:abstractNum w:abstractNumId="4" w15:restartNumberingAfterBreak="0">
+    <w:nsid w:val="4CC448CF"/>
+    <w:multiLevelType w:val="multilevel"/>
+    <w:tmpl w:val="CFAE016C"/>
     <w:lvl w:ilvl="0">
       <w:start w:val="1"/>
       <w:numFmt w:val="bullet"/>
@@ -1164,7 +1699,10 @@
       </w:rPr>
     </w:lvl>
   </w:abstractNum>
-  <w:abstractNum w:abstractNumId="5">
+  <w:abstractNum w:abstractNumId="5" w15:restartNumberingAfterBreak="0">
+    <w:nsid w:val="546C7FA3"/>
+    <w:multiLevelType w:val="multilevel"/>
+    <w:tmpl w:val="DB94448E"/>
     <w:lvl w:ilvl="0">
       <w:start w:val="1"/>
       <w:numFmt w:val="bullet"/>
@@ -1274,7 +1812,10 @@
       </w:rPr>
     </w:lvl>
   </w:abstractNum>
-  <w:abstractNum w:abstractNumId="6">
+  <w:abstractNum w:abstractNumId="6" w15:restartNumberingAfterBreak="0">
+    <w:nsid w:val="612A4E27"/>
+    <w:multiLevelType w:val="multilevel"/>
+    <w:tmpl w:val="075E086A"/>
     <w:lvl w:ilvl="0">
       <w:start w:val="1"/>
       <w:numFmt w:val="bullet"/>
@@ -1384,7 +1925,10 @@
       </w:rPr>
     </w:lvl>
   </w:abstractNum>
-  <w:abstractNum w:abstractNumId="7">
+  <w:abstractNum w:abstractNumId="7" w15:restartNumberingAfterBreak="0">
+    <w:nsid w:val="65DD1F4A"/>
+    <w:multiLevelType w:val="multilevel"/>
+    <w:tmpl w:val="1CA07942"/>
     <w:lvl w:ilvl="0">
       <w:start w:val="1"/>
       <w:numFmt w:val="bullet"/>
@@ -1494,7 +2038,213 @@
       </w:rPr>
     </w:lvl>
   </w:abstractNum>
-  <w:abstractNum w:abstractNumId="8">
+  <w:abstractNum w:abstractNumId="8" w15:restartNumberingAfterBreak="0">
+    <w:nsid w:val="66ED6794"/>
+    <w:multiLevelType w:val="hybridMultilevel"/>
+    <w:tmpl w:val="5F56EF66"/>
+    <w:lvl w:ilvl="0" w:tplc="6032ED42">
+      <w:start w:val="1"/>
+      <w:numFmt w:val="decimal"/>
+      <w:lvlText w:val="%1."/>
+      <w:lvlJc w:val="left"/>
+      <w:pPr>
+        <w:ind w:left="360" w:hanging="360"/>
+      </w:pPr>
+      <w:rPr>
+        <w:b/>
+        <w:bCs/>
+      </w:rPr>
+    </w:lvl>
+    <w:lvl w:ilvl="1" w:tplc="40090019" w:tentative="1">
+      <w:start w:val="1"/>
+      <w:numFmt w:val="lowerLetter"/>
+      <w:lvlText w:val="%2."/>
+      <w:lvlJc w:val="left"/>
+      <w:pPr>
+        <w:ind w:left="1080" w:hanging="360"/>
+      </w:pPr>
+    </w:lvl>
+    <w:lvl w:ilvl="2" w:tplc="4009001B" w:tentative="1">
+      <w:start w:val="1"/>
+      <w:numFmt w:val="lowerRoman"/>
+      <w:lvlText w:val="%3."/>
+      <w:lvlJc w:val="right"/>
+      <w:pPr>
+        <w:ind w:left="1800" w:hanging="180"/>
+      </w:pPr>
+    </w:lvl>
+    <w:lvl w:ilvl="3" w:tplc="4009000F" w:tentative="1">
+      <w:start w:val="1"/>
+      <w:numFmt w:val="decimal"/>
+      <w:lvlText w:val="%4."/>
+      <w:lvlJc w:val="left"/>
+      <w:pPr>
+        <w:ind w:left="2520" w:hanging="360"/>
+      </w:pPr>
+    </w:lvl>
+    <w:lvl w:ilvl="4" w:tplc="40090019" w:tentative="1">
+      <w:start w:val="1"/>
+      <w:numFmt w:val="lowerLetter"/>
+      <w:lvlText w:val="%5."/>
+      <w:lvlJc w:val="left"/>
+      <w:pPr>
+        <w:ind w:left="3240" w:hanging="360"/>
+      </w:pPr>
+    </w:lvl>
+    <w:lvl w:ilvl="5" w:tplc="4009001B" w:tentative="1">
+      <w:start w:val="1"/>
+      <w:numFmt w:val="lowerRoman"/>
+      <w:lvlText w:val="%6."/>
+      <w:lvlJc w:val="right"/>
+      <w:pPr>
+        <w:ind w:left="3960" w:hanging="180"/>
+      </w:pPr>
+    </w:lvl>
+    <w:lvl w:ilvl="6" w:tplc="4009000F" w:tentative="1">
+      <w:start w:val="1"/>
+      <w:numFmt w:val="decimal"/>
+      <w:lvlText w:val="%7."/>
+      <w:lvlJc w:val="left"/>
+      <w:pPr>
+        <w:ind w:left="4680" w:hanging="360"/>
+      </w:pPr>
+    </w:lvl>
+    <w:lvl w:ilvl="7" w:tplc="40090019" w:tentative="1">
+      <w:start w:val="1"/>
+      <w:numFmt w:val="lowerLetter"/>
+      <w:lvlText w:val="%8."/>
+      <w:lvlJc w:val="left"/>
+      <w:pPr>
+        <w:ind w:left="5400" w:hanging="360"/>
+      </w:pPr>
+    </w:lvl>
+    <w:lvl w:ilvl="8" w:tplc="4009001B" w:tentative="1">
+      <w:start w:val="1"/>
+      <w:numFmt w:val="lowerRoman"/>
+      <w:lvlText w:val="%9."/>
+      <w:lvlJc w:val="right"/>
+      <w:pPr>
+        <w:ind w:left="6120" w:hanging="180"/>
+      </w:pPr>
+    </w:lvl>
+  </w:abstractNum>
+  <w:abstractNum w:abstractNumId="9" w15:restartNumberingAfterBreak="0">
+    <w:nsid w:val="70E30E54"/>
+    <w:multiLevelType w:val="hybridMultilevel"/>
+    <w:tmpl w:val="AC2A46A6"/>
+    <w:lvl w:ilvl="0" w:tplc="40090001">
+      <w:start w:val="1"/>
+      <w:numFmt w:val="bullet"/>
+      <w:lvlText w:val=""/>
+      <w:lvlJc w:val="left"/>
+      <w:pPr>
+        <w:ind w:left="1080" w:hanging="360"/>
+      </w:pPr>
+      <w:rPr>
+        <w:rFonts w:ascii="Symbol" w:hAnsi="Symbol" w:hint="default"/>
+      </w:rPr>
+    </w:lvl>
+    <w:lvl w:ilvl="1" w:tplc="40090003" w:tentative="1">
+      <w:start w:val="1"/>
+      <w:numFmt w:val="bullet"/>
+      <w:lvlText w:val="o"/>
+      <w:lvlJc w:val="left"/>
+      <w:pPr>
+        <w:ind w:left="1800" w:hanging="360"/>
+      </w:pPr>
+      <w:rPr>
+        <w:rFonts w:ascii="Courier New" w:hAnsi="Courier New" w:cs="Courier New" w:hint="default"/>
+      </w:rPr>
+    </w:lvl>
+    <w:lvl w:ilvl="2" w:tplc="40090005" w:tentative="1">
+      <w:start w:val="1"/>
+      <w:numFmt w:val="bullet"/>
+      <w:lvlText w:val=""/>
+      <w:lvlJc w:val="left"/>
+      <w:pPr>
+        <w:ind w:left="2520" w:hanging="360"/>
+      </w:pPr>
+      <w:rPr>
+        <w:rFonts w:ascii="Wingdings" w:hAnsi="Wingdings" w:hint="default"/>
+      </w:rPr>
+    </w:lvl>
+    <w:lvl w:ilvl="3" w:tplc="40090001" w:tentative="1">
+      <w:start w:val="1"/>
+      <w:numFmt w:val="bullet"/>
+      <w:lvlText w:val=""/>
+      <w:lvlJc w:val="left"/>
+      <w:pPr>
+        <w:ind w:left="3240" w:hanging="360"/>
+      </w:pPr>
+      <w:rPr>
+        <w:rFonts w:ascii="Symbol" w:hAnsi="Symbol" w:hint="default"/>
+      </w:rPr>
+    </w:lvl>
+    <w:lvl w:ilvl="4" w:tplc="40090003" w:tentative="1">
+      <w:start w:val="1"/>
+      <w:numFmt w:val="bullet"/>
+      <w:lvlText w:val="o"/>
+      <w:lvlJc w:val="left"/>
+      <w:pPr>
+        <w:ind w:left="3960" w:hanging="360"/>
+      </w:pPr>
+      <w:rPr>
+        <w:rFonts w:ascii="Courier New" w:hAnsi="Courier New" w:cs="Courier New" w:hint="default"/>
+      </w:rPr>
+    </w:lvl>
+    <w:lvl w:ilvl="5" w:tplc="40090005" w:tentative="1">
+      <w:start w:val="1"/>
+      <w:numFmt w:val="bullet"/>
+      <w:lvlText w:val=""/>
+      <w:lvlJc w:val="left"/>
+      <w:pPr>
+        <w:ind w:left="4680" w:hanging="360"/>
+      </w:pPr>
+      <w:rPr>
+        <w:rFonts w:ascii="Wingdings" w:hAnsi="Wingdings" w:hint="default"/>
+      </w:rPr>
+    </w:lvl>
+    <w:lvl w:ilvl="6" w:tplc="40090001" w:tentative="1">
+      <w:start w:val="1"/>
+      <w:numFmt w:val="bullet"/>
+      <w:lvlText w:val=""/>
+      <w:lvlJc w:val="left"/>
+      <w:pPr>
+        <w:ind w:left="5400" w:hanging="360"/>
+      </w:pPr>
+      <w:rPr>
+        <w:rFonts w:ascii="Symbol" w:hAnsi="Symbol" w:hint="default"/>
+      </w:rPr>
+    </w:lvl>
+    <w:lvl w:ilvl="7" w:tplc="40090003" w:tentative="1">
+      <w:start w:val="1"/>
+      <w:numFmt w:val="bullet"/>
+      <w:lvlText w:val="o"/>
+      <w:lvlJc w:val="left"/>
+      <w:pPr>
+        <w:ind w:left="6120" w:hanging="360"/>
+      </w:pPr>
+      <w:rPr>
+        <w:rFonts w:ascii="Courier New" w:hAnsi="Courier New" w:cs="Courier New" w:hint="default"/>
+      </w:rPr>
+    </w:lvl>
+    <w:lvl w:ilvl="8" w:tplc="40090005" w:tentative="1">
+      <w:start w:val="1"/>
+      <w:numFmt w:val="bullet"/>
+      <w:lvlText w:val=""/>
+      <w:lvlJc w:val="left"/>
+      <w:pPr>
+        <w:ind w:left="6840" w:hanging="360"/>
+      </w:pPr>
+      <w:rPr>
+        <w:rFonts w:ascii="Wingdings" w:hAnsi="Wingdings" w:hint="default"/>
+      </w:rPr>
+    </w:lvl>
+  </w:abstractNum>
+  <w:abstractNum w:abstractNumId="10" w15:restartNumberingAfterBreak="0">
+    <w:nsid w:val="7D6D0DC0"/>
+    <w:multiLevelType w:val="multilevel"/>
+    <w:tmpl w:val="86AACAB8"/>
     <w:lvl w:ilvl="0">
       <w:start w:val="1"/>
       <w:numFmt w:val="bullet"/>
@@ -1604,42 +2354,140 @@
       </w:rPr>
     </w:lvl>
   </w:abstractNum>
-  <w:num w:numId="1">
+  <w:abstractNum w:abstractNumId="11" w15:restartNumberingAfterBreak="0">
+    <w:nsid w:val="7E376375"/>
+    <w:multiLevelType w:val="hybridMultilevel"/>
+    <w:tmpl w:val="8514E0D8"/>
+    <w:lvl w:ilvl="0" w:tplc="4009000F">
+      <w:start w:val="1"/>
+      <w:numFmt w:val="decimal"/>
+      <w:lvlText w:val="%1."/>
+      <w:lvlJc w:val="left"/>
+      <w:pPr>
+        <w:ind w:left="720" w:hanging="360"/>
+      </w:pPr>
+    </w:lvl>
+    <w:lvl w:ilvl="1" w:tplc="40090019" w:tentative="1">
+      <w:start w:val="1"/>
+      <w:numFmt w:val="lowerLetter"/>
+      <w:lvlText w:val="%2."/>
+      <w:lvlJc w:val="left"/>
+      <w:pPr>
+        <w:ind w:left="1440" w:hanging="360"/>
+      </w:pPr>
+    </w:lvl>
+    <w:lvl w:ilvl="2" w:tplc="4009001B" w:tentative="1">
+      <w:start w:val="1"/>
+      <w:numFmt w:val="lowerRoman"/>
+      <w:lvlText w:val="%3."/>
+      <w:lvlJc w:val="right"/>
+      <w:pPr>
+        <w:ind w:left="2160" w:hanging="180"/>
+      </w:pPr>
+    </w:lvl>
+    <w:lvl w:ilvl="3" w:tplc="4009000F" w:tentative="1">
+      <w:start w:val="1"/>
+      <w:numFmt w:val="decimal"/>
+      <w:lvlText w:val="%4."/>
+      <w:lvlJc w:val="left"/>
+      <w:pPr>
+        <w:ind w:left="2880" w:hanging="360"/>
+      </w:pPr>
+    </w:lvl>
+    <w:lvl w:ilvl="4" w:tplc="40090019" w:tentative="1">
+      <w:start w:val="1"/>
+      <w:numFmt w:val="lowerLetter"/>
+      <w:lvlText w:val="%5."/>
+      <w:lvlJc w:val="left"/>
+      <w:pPr>
+        <w:ind w:left="3600" w:hanging="360"/>
+      </w:pPr>
+    </w:lvl>
+    <w:lvl w:ilvl="5" w:tplc="4009001B" w:tentative="1">
+      <w:start w:val="1"/>
+      <w:numFmt w:val="lowerRoman"/>
+      <w:lvlText w:val="%6."/>
+      <w:lvlJc w:val="right"/>
+      <w:pPr>
+        <w:ind w:left="4320" w:hanging="180"/>
+      </w:pPr>
+    </w:lvl>
+    <w:lvl w:ilvl="6" w:tplc="4009000F" w:tentative="1">
+      <w:start w:val="1"/>
+      <w:numFmt w:val="decimal"/>
+      <w:lvlText w:val="%7."/>
+      <w:lvlJc w:val="left"/>
+      <w:pPr>
+        <w:ind w:left="5040" w:hanging="360"/>
+      </w:pPr>
+    </w:lvl>
+    <w:lvl w:ilvl="7" w:tplc="40090019" w:tentative="1">
+      <w:start w:val="1"/>
+      <w:numFmt w:val="lowerLetter"/>
+      <w:lvlText w:val="%8."/>
+      <w:lvlJc w:val="left"/>
+      <w:pPr>
+        <w:ind w:left="5760" w:hanging="360"/>
+      </w:pPr>
+    </w:lvl>
+    <w:lvl w:ilvl="8" w:tplc="4009001B" w:tentative="1">
+      <w:start w:val="1"/>
+      <w:numFmt w:val="lowerRoman"/>
+      <w:lvlText w:val="%9."/>
+      <w:lvlJc w:val="right"/>
+      <w:pPr>
+        <w:ind w:left="6480" w:hanging="180"/>
+      </w:pPr>
+    </w:lvl>
+  </w:abstractNum>
+  <w:num w:numId="1" w16cid:durableId="1525512010">
+    <w:abstractNumId w:val="2"/>
+  </w:num>
+  <w:num w:numId="2" w16cid:durableId="68616934">
+    <w:abstractNumId w:val="6"/>
+  </w:num>
+  <w:num w:numId="3" w16cid:durableId="558901920">
+    <w:abstractNumId w:val="7"/>
+  </w:num>
+  <w:num w:numId="4" w16cid:durableId="878972765">
+    <w:abstractNumId w:val="0"/>
+  </w:num>
+  <w:num w:numId="5" w16cid:durableId="160512926">
     <w:abstractNumId w:val="1"/>
   </w:num>
-  <w:num w:numId="2">
-    <w:abstractNumId w:val="2"/>
+  <w:num w:numId="6" w16cid:durableId="632642624">
+    <w:abstractNumId w:val="10"/>
   </w:num>
-  <w:num w:numId="3">
-    <w:abstractNumId w:val="3"/>
+  <w:num w:numId="7" w16cid:durableId="488517452">
+    <w:abstractNumId w:val="5"/>
   </w:num>
-  <w:num w:numId="4">
+  <w:num w:numId="8" w16cid:durableId="1288118557">
     <w:abstractNumId w:val="4"/>
   </w:num>
-  <w:num w:numId="5">
-    <w:abstractNumId w:val="5"/>
+  <w:num w:numId="9" w16cid:durableId="2071808544">
+    <w:abstractNumId w:val="11"/>
   </w:num>
-  <w:num w:numId="6">
-    <w:abstractNumId w:val="6"/>
+  <w:num w:numId="10" w16cid:durableId="1763329768">
+    <w:abstractNumId w:val="8"/>
   </w:num>
-  <w:num w:numId="7">
-    <w:abstractNumId w:val="7"/>
+  <w:num w:numId="11" w16cid:durableId="1171525275">
+    <w:abstractNumId w:val="9"/>
   </w:num>
-  <w:num w:numId="8">
-    <w:abstractNumId w:val="8"/>
+  <w:num w:numId="12" w16cid:durableId="1510872283">
+    <w:abstractNumId w:val="3"/>
   </w:num>
 </w:numbering>
 </file>
 
 <file path=word/styles.xml><?xml version="1.0" encoding="utf-8"?>
-<w:styles xmlns:mc="http://schemas.openxmlformats.org/markup-compatibility/2006" xmlns:o="urn:schemas-microsoft-com:office:office" xmlns:r="http://schemas.openxmlformats.org/officeDocument/2006/relationships" xmlns:m="http://schemas.openxmlformats.org/officeDocument/2006/math" xmlns:v="urn:schemas-microsoft-com:vml" xmlns:wp="http://schemas.openxmlformats.org/drawingml/2006/wordprocessingDrawing" xmlns:w10="urn:schemas-microsoft-com:office:word" xmlns:w="http://schemas.openxmlformats.org/wordprocessingml/2006/main" xmlns:wne="http://schemas.microsoft.com/office/word/2006/wordml" xmlns:sl="http://schemas.openxmlformats.org/schemaLibrary/2006/main" xmlns:a="http://schemas.openxmlformats.org/drawingml/2006/main" xmlns:pic="http://schemas.openxmlformats.org/drawingml/2006/picture" xmlns:c="http://schemas.openxmlformats.org/drawingml/2006/chart" xmlns:lc="http://schemas.openxmlformats.org/drawingml/2006/lockedCanvas" xmlns:dgm="http://schemas.openxmlformats.org/drawingml/2006/diagram" xmlns:wps="http://schemas.microsoft.com/office/word/2010/wordprocessingShape" xmlns:wpg="http://schemas.microsoft.com/office/word/2010/wordprocessingGroup" xmlns:w14="http://schemas.microsoft.com/office/word/2010/wordml" xmlns:w15="http://schemas.microsoft.com/office/word/2012/wordml" xmlns:w16="http://schemas.microsoft.com/office/word/2018/wordml" xmlns:w16cex="http://schemas.microsoft.com/office/word/2018/wordml/cex" xmlns:w16cid="http://schemas.microsoft.com/office/word/2016/wordml/cid" xmlns="http://schemas.microsoft.com/office/tasks/2019/documenttasks" xmlns:cr="http://schemas.microsoft.com/office/comments/2020/reactions">
+<w:styles xmlns:mc="http://schemas.openxmlformats.org/markup-compatibility/2006" xmlns:r="http://schemas.openxmlformats.org/officeDocument/2006/relationships" xmlns:w="http://schemas.openxmlformats.org/wordprocessingml/2006/main" xmlns:w14="http://schemas.microsoft.com/office/word/2010/wordml" xmlns:w15="http://schemas.microsoft.com/office/word/2012/wordml" xmlns:w16cex="http://schemas.microsoft.com/office/word/2018/wordml/cex" xmlns:w16cid="http://schemas.microsoft.com/office/word/2016/wordml/cid" xmlns:w16="http://schemas.microsoft.com/office/word/2018/wordml" xmlns:w16du="http://schemas.microsoft.com/office/word/2023/wordml/word16du" xmlns:w16sdtdh="http://schemas.microsoft.com/office/word/2020/wordml/sdtdatahash" xmlns:w16sdtfl="http://schemas.microsoft.com/office/word/2024/wordml/sdtformatlock" xmlns:w16se="http://schemas.microsoft.com/office/word/2015/wordml/symex" mc:Ignorable="w14 w15 w16se w16cid w16 w16cex w16sdtdh w16sdtfl w16du">
   <w:docDefaults>
     <w:rPrDefault>
       <w:rPr>
-        <w:rFonts w:ascii="Arial" w:cs="Arial" w:eastAsia="Arial" w:hAnsi="Arial"/>
+        <w:rFonts w:ascii="Arial" w:eastAsia="Arial" w:hAnsi="Arial" w:cs="Arial"/>
         <w:sz w:val="22"/>
         <w:szCs w:val="22"/>
-        <w:lang w:val="en_GB"/>
+        <w:lang w:val="en-GB" w:eastAsia="en-IN" w:bidi="ar-SA"/>
       </w:rPr>
     </w:rPrDefault>
     <w:pPrDefault>
@@ -1648,29 +2496,399 @@
       </w:pPr>
     </w:pPrDefault>
   </w:docDefaults>
-  <w:style w:type="table" w:styleId="TableNormal" w:default="1">
-    <w:name w:val="TableNormal"/>
-    <w:tblPr>
-      <w:tblCellMar>
-        <w:top w:w="100.0" w:type="dxa"/>
-        <w:left w:w="100.0" w:type="dxa"/>
-        <w:bottom w:w="100.0" w:type="dxa"/>
-        <w:right w:w="100.0" w:type="dxa"/>
-      </w:tblCellMar>
-    </w:tblPr>
-  </w:style>
-  <w:style w:type="paragraph" w:styleId="Normal" w:default="1">
-    <w:name w:val="normal"/>
+  <w:latentStyles w:defLockedState="0" w:defUIPriority="99" w:defSemiHidden="0" w:defUnhideWhenUsed="0" w:defQFormat="0" w:count="376">
+    <w:lsdException w:name="Normal" w:uiPriority="0" w:qFormat="1"/>
+    <w:lsdException w:name="heading 1" w:uiPriority="9" w:qFormat="1"/>
+    <w:lsdException w:name="heading 2" w:semiHidden="1" w:uiPriority="9" w:unhideWhenUsed="1" w:qFormat="1"/>
+    <w:lsdException w:name="heading 3" w:semiHidden="1" w:uiPriority="9" w:unhideWhenUsed="1" w:qFormat="1"/>
+    <w:lsdException w:name="heading 4" w:semiHidden="1" w:uiPriority="9" w:unhideWhenUsed="1" w:qFormat="1"/>
+    <w:lsdException w:name="heading 5" w:semiHidden="1" w:uiPriority="9" w:unhideWhenUsed="1" w:qFormat="1"/>
+    <w:lsdException w:name="heading 6" w:semiHidden="1" w:uiPriority="9" w:unhideWhenUsed="1" w:qFormat="1"/>
+    <w:lsdException w:name="heading 7" w:semiHidden="1" w:uiPriority="9" w:unhideWhenUsed="1" w:qFormat="1"/>
+    <w:lsdException w:name="heading 8" w:semiHidden="1" w:uiPriority="9" w:unhideWhenUsed="1" w:qFormat="1"/>
+    <w:lsdException w:name="heading 9" w:semiHidden="1" w:uiPriority="9" w:unhideWhenUsed="1" w:qFormat="1"/>
+    <w:lsdException w:name="index 1" w:semiHidden="1" w:unhideWhenUsed="1"/>
+    <w:lsdException w:name="index 2" w:semiHidden="1" w:unhideWhenUsed="1"/>
+    <w:lsdException w:name="index 3" w:semiHidden="1" w:unhideWhenUsed="1"/>
+    <w:lsdException w:name="index 4" w:semiHidden="1" w:unhideWhenUsed="1"/>
+    <w:lsdException w:name="index 5" w:semiHidden="1" w:unhideWhenUsed="1"/>
+    <w:lsdException w:name="index 6" w:semiHidden="1" w:unhideWhenUsed="1"/>
+    <w:lsdException w:name="index 7" w:semiHidden="1" w:unhideWhenUsed="1"/>
+    <w:lsdException w:name="index 8" w:semiHidden="1" w:unhideWhenUsed="1"/>
+    <w:lsdException w:name="index 9" w:semiHidden="1" w:unhideWhenUsed="1"/>
+    <w:lsdException w:name="toc 1" w:semiHidden="1" w:uiPriority="39" w:unhideWhenUsed="1"/>
+    <w:lsdException w:name="toc 2" w:semiHidden="1" w:uiPriority="39" w:unhideWhenUsed="1"/>
+    <w:lsdException w:name="toc 3" w:semiHidden="1" w:uiPriority="39" w:unhideWhenUsed="1"/>
+    <w:lsdException w:name="toc 4" w:semiHidden="1" w:uiPriority="39" w:unhideWhenUsed="1"/>
+    <w:lsdException w:name="toc 5" w:semiHidden="1" w:uiPriority="39" w:unhideWhenUsed="1"/>
+    <w:lsdException w:name="toc 6" w:semiHidden="1" w:uiPriority="39" w:unhideWhenUsed="1"/>
+    <w:lsdException w:name="toc 7" w:semiHidden="1" w:uiPriority="39" w:unhideWhenUsed="1"/>
+    <w:lsdException w:name="toc 8" w:semiHidden="1" w:uiPriority="39" w:unhideWhenUsed="1"/>
+    <w:lsdException w:name="toc 9" w:semiHidden="1" w:uiPriority="39" w:unhideWhenUsed="1"/>
+    <w:lsdException w:name="Normal Indent" w:semiHidden="1" w:unhideWhenUsed="1"/>
+    <w:lsdException w:name="footnote text" w:semiHidden="1" w:unhideWhenUsed="1"/>
+    <w:lsdException w:name="annotation text" w:semiHidden="1" w:unhideWhenUsed="1"/>
+    <w:lsdException w:name="header" w:semiHidden="1" w:unhideWhenUsed="1"/>
+    <w:lsdException w:name="footer" w:semiHidden="1" w:unhideWhenUsed="1"/>
+    <w:lsdException w:name="index heading" w:semiHidden="1" w:unhideWhenUsed="1"/>
+    <w:lsdException w:name="caption" w:semiHidden="1" w:uiPriority="35" w:unhideWhenUsed="1" w:qFormat="1"/>
+    <w:lsdException w:name="table of figures" w:semiHidden="1" w:unhideWhenUsed="1"/>
+    <w:lsdException w:name="envelope address" w:semiHidden="1" w:unhideWhenUsed="1"/>
+    <w:lsdException w:name="envelope return" w:semiHidden="1" w:unhideWhenUsed="1"/>
+    <w:lsdException w:name="footnote reference" w:semiHidden="1" w:unhideWhenUsed="1"/>
+    <w:lsdException w:name="annotation reference" w:semiHidden="1" w:unhideWhenUsed="1"/>
+    <w:lsdException w:name="line number" w:semiHidden="1" w:unhideWhenUsed="1"/>
+    <w:lsdException w:name="page number" w:semiHidden="1" w:unhideWhenUsed="1"/>
+    <w:lsdException w:name="endnote reference" w:semiHidden="1" w:unhideWhenUsed="1"/>
+    <w:lsdException w:name="endnote text" w:semiHidden="1" w:unhideWhenUsed="1"/>
+    <w:lsdException w:name="table of authorities" w:semiHidden="1" w:unhideWhenUsed="1"/>
+    <w:lsdException w:name="macro" w:semiHidden="1" w:unhideWhenUsed="1"/>
+    <w:lsdException w:name="toa heading" w:semiHidden="1" w:unhideWhenUsed="1"/>
+    <w:lsdException w:name="List" w:semiHidden="1" w:unhideWhenUsed="1"/>
+    <w:lsdException w:name="List Bullet" w:semiHidden="1" w:unhideWhenUsed="1"/>
+    <w:lsdException w:name="List Number" w:semiHidden="1" w:unhideWhenUsed="1"/>
+    <w:lsdException w:name="List 2" w:semiHidden="1" w:unhideWhenUsed="1"/>
+    <w:lsdException w:name="List 3" w:semiHidden="1" w:unhideWhenUsed="1"/>
+    <w:lsdException w:name="List 4" w:semiHidden="1" w:unhideWhenUsed="1"/>
+    <w:lsdException w:name="List 5" w:semiHidden="1" w:unhideWhenUsed="1"/>
+    <w:lsdException w:name="List Bullet 2" w:semiHidden="1" w:unhideWhenUsed="1"/>
+    <w:lsdException w:name="List Bullet 3" w:semiHidden="1" w:unhideWhenUsed="1"/>
+    <w:lsdException w:name="List Bullet 4" w:semiHidden="1" w:unhideWhenUsed="1"/>
+    <w:lsdException w:name="List Bullet 5" w:semiHidden="1" w:unhideWhenUsed="1"/>
+    <w:lsdException w:name="List Number 2" w:semiHidden="1" w:unhideWhenUsed="1"/>
+    <w:lsdException w:name="List Number 3" w:semiHidden="1" w:unhideWhenUsed="1"/>
+    <w:lsdException w:name="List Number 4" w:semiHidden="1" w:unhideWhenUsed="1"/>
+    <w:lsdException w:name="List Number 5" w:semiHidden="1" w:unhideWhenUsed="1"/>
+    <w:lsdException w:name="Title" w:uiPriority="10" w:qFormat="1"/>
+    <w:lsdException w:name="Closing" w:semiHidden="1" w:unhideWhenUsed="1"/>
+    <w:lsdException w:name="Signature" w:semiHidden="1" w:unhideWhenUsed="1"/>
+    <w:lsdException w:name="Default Paragraph Font" w:semiHidden="1" w:uiPriority="1" w:unhideWhenUsed="1"/>
+    <w:lsdException w:name="Body Text" w:semiHidden="1" w:unhideWhenUsed="1"/>
+    <w:lsdException w:name="Body Text Indent" w:semiHidden="1" w:unhideWhenUsed="1"/>
+    <w:lsdException w:name="List Continue" w:semiHidden="1" w:unhideWhenUsed="1"/>
+    <w:lsdException w:name="List Continue 2" w:semiHidden="1" w:unhideWhenUsed="1"/>
+    <w:lsdException w:name="List Continue 3" w:semiHidden="1" w:unhideWhenUsed="1"/>
+    <w:lsdException w:name="List Continue 4" w:semiHidden="1" w:unhideWhenUsed="1"/>
+    <w:lsdException w:name="List Continue 5" w:semiHidden="1" w:unhideWhenUsed="1"/>
+    <w:lsdException w:name="Message Header" w:semiHidden="1" w:unhideWhenUsed="1"/>
+    <w:lsdException w:name="Subtitle" w:uiPriority="11" w:qFormat="1"/>
+    <w:lsdException w:name="Salutation" w:semiHidden="1" w:unhideWhenUsed="1"/>
+    <w:lsdException w:name="Date" w:semiHidden="1" w:unhideWhenUsed="1"/>
+    <w:lsdException w:name="Body Text First Indent" w:semiHidden="1" w:unhideWhenUsed="1"/>
+    <w:lsdException w:name="Body Text First Indent 2" w:semiHidden="1" w:unhideWhenUsed="1"/>
+    <w:lsdException w:name="Note Heading" w:semiHidden="1" w:unhideWhenUsed="1"/>
+    <w:lsdException w:name="Body Text 2" w:semiHidden="1" w:unhideWhenUsed="1"/>
+    <w:lsdException w:name="Body Text 3" w:semiHidden="1" w:unhideWhenUsed="1"/>
+    <w:lsdException w:name="Body Text Indent 2" w:semiHidden="1" w:unhideWhenUsed="1"/>
+    <w:lsdException w:name="Body Text Indent 3" w:semiHidden="1" w:unhideWhenUsed="1"/>
+    <w:lsdException w:name="Block Text" w:semiHidden="1" w:unhideWhenUsed="1"/>
+    <w:lsdException w:name="Hyperlink" w:semiHidden="1" w:unhideWhenUsed="1"/>
+    <w:lsdException w:name="FollowedHyperlink" w:semiHidden="1" w:unhideWhenUsed="1"/>
+    <w:lsdException w:name="Strong" w:uiPriority="22" w:qFormat="1"/>
+    <w:lsdException w:name="Emphasis" w:uiPriority="20" w:qFormat="1"/>
+    <w:lsdException w:name="Document Map" w:semiHidden="1" w:unhideWhenUsed="1"/>
+    <w:lsdException w:name="Plain Text" w:semiHidden="1" w:unhideWhenUsed="1"/>
+    <w:lsdException w:name="E-mail Signature" w:semiHidden="1" w:unhideWhenUsed="1"/>
+    <w:lsdException w:name="HTML Top of Form" w:semiHidden="1" w:unhideWhenUsed="1"/>
+    <w:lsdException w:name="HTML Bottom of Form" w:semiHidden="1" w:unhideWhenUsed="1"/>
+    <w:lsdException w:name="Normal (Web)" w:semiHidden="1" w:unhideWhenUsed="1"/>
+    <w:lsdException w:name="HTML Acronym" w:semiHidden="1" w:unhideWhenUsed="1"/>
+    <w:lsdException w:name="HTML Address" w:semiHidden="1" w:unhideWhenUsed="1"/>
+    <w:lsdException w:name="HTML Cite" w:semiHidden="1" w:unhideWhenUsed="1"/>
+    <w:lsdException w:name="HTML Code" w:semiHidden="1" w:unhideWhenUsed="1"/>
+    <w:lsdException w:name="HTML Definition" w:semiHidden="1" w:unhideWhenUsed="1"/>
+    <w:lsdException w:name="HTML Keyboard" w:semiHidden="1" w:unhideWhenUsed="1"/>
+    <w:lsdException w:name="HTML Preformatted" w:semiHidden="1" w:unhideWhenUsed="1"/>
+    <w:lsdException w:name="HTML Sample" w:semiHidden="1" w:unhideWhenUsed="1"/>
+    <w:lsdException w:name="HTML Typewriter" w:semiHidden="1" w:unhideWhenUsed="1"/>
+    <w:lsdException w:name="HTML Variable" w:semiHidden="1" w:unhideWhenUsed="1"/>
+    <w:lsdException w:name="Normal Table" w:semiHidden="1" w:unhideWhenUsed="1"/>
+    <w:lsdException w:name="annotation subject" w:semiHidden="1" w:unhideWhenUsed="1"/>
+    <w:lsdException w:name="No List" w:semiHidden="1" w:unhideWhenUsed="1"/>
+    <w:lsdException w:name="Outline List 1" w:semiHidden="1" w:unhideWhenUsed="1"/>
+    <w:lsdException w:name="Outline List 2" w:semiHidden="1" w:unhideWhenUsed="1"/>
+    <w:lsdException w:name="Outline List 3" w:semiHidden="1" w:unhideWhenUsed="1"/>
+    <w:lsdException w:name="Table Simple 1" w:semiHidden="1" w:unhideWhenUsed="1"/>
+    <w:lsdException w:name="Table Simple 2" w:semiHidden="1" w:unhideWhenUsed="1"/>
+    <w:lsdException w:name="Table Simple 3" w:semiHidden="1" w:unhideWhenUsed="1"/>
+    <w:lsdException w:name="Table Classic 1" w:semiHidden="1" w:unhideWhenUsed="1"/>
+    <w:lsdException w:name="Table Classic 2" w:semiHidden="1" w:unhideWhenUsed="1"/>
+    <w:lsdException w:name="Table Classic 3" w:semiHidden="1" w:unhideWhenUsed="1"/>
+    <w:lsdException w:name="Table Classic 4" w:semiHidden="1" w:unhideWhenUsed="1"/>
+    <w:lsdException w:name="Table Colorful 1" w:semiHidden="1" w:unhideWhenUsed="1"/>
+    <w:lsdException w:name="Table Colorful 2" w:semiHidden="1" w:unhideWhenUsed="1"/>
+    <w:lsdException w:name="Table Colorful 3" w:semiHidden="1" w:unhideWhenUsed="1"/>
+    <w:lsdException w:name="Table Columns 1" w:semiHidden="1" w:unhideWhenUsed="1"/>
+    <w:lsdException w:name="Table Columns 2" w:semiHidden="1" w:unhideWhenUsed="1"/>
+    <w:lsdException w:name="Table Columns 3" w:semiHidden="1" w:unhideWhenUsed="1"/>
+    <w:lsdException w:name="Table Columns 4" w:semiHidden="1" w:unhideWhenUsed="1"/>
+    <w:lsdException w:name="Table Columns 5" w:semiHidden="1" w:unhideWhenUsed="1"/>
+    <w:lsdException w:name="Table Grid 1" w:semiHidden="1" w:unhideWhenUsed="1"/>
+    <w:lsdException w:name="Table Grid 2" w:semiHidden="1" w:unhideWhenUsed="1"/>
+    <w:lsdException w:name="Table Grid 3" w:semiHidden="1" w:unhideWhenUsed="1"/>
+    <w:lsdException w:name="Table Grid 4" w:semiHidden="1" w:unhideWhenUsed="1"/>
+    <w:lsdException w:name="Table Grid 5" w:semiHidden="1" w:unhideWhenUsed="1"/>
+    <w:lsdException w:name="Table Grid 6" w:semiHidden="1" w:unhideWhenUsed="1"/>
+    <w:lsdException w:name="Table Grid 7" w:semiHidden="1" w:unhideWhenUsed="1"/>
+    <w:lsdException w:name="Table Grid 8" w:semiHidden="1" w:unhideWhenUsed="1"/>
+    <w:lsdException w:name="Table List 1" w:semiHidden="1" w:unhideWhenUsed="1"/>
+    <w:lsdException w:name="Table List 2" w:semiHidden="1" w:unhideWhenUsed="1"/>
+    <w:lsdException w:name="Table List 3" w:semiHidden="1" w:unhideWhenUsed="1"/>
+    <w:lsdException w:name="Table List 4" w:semiHidden="1" w:unhideWhenUsed="1"/>
+    <w:lsdException w:name="Table List 5" w:semiHidden="1" w:unhideWhenUsed="1"/>
+    <w:lsdException w:name="Table List 6" w:semiHidden="1" w:unhideWhenUsed="1"/>
+    <w:lsdException w:name="Table List 7" w:semiHidden="1" w:unhideWhenUsed="1"/>
+    <w:lsdException w:name="Table List 8" w:semiHidden="1" w:unhideWhenUsed="1"/>
+    <w:lsdException w:name="Table 3D effects 1" w:semiHidden="1" w:unhideWhenUsed="1"/>
+    <w:lsdException w:name="Table 3D effects 2" w:semiHidden="1" w:unhideWhenUsed="1"/>
+    <w:lsdException w:name="Table 3D effects 3" w:semiHidden="1" w:unhideWhenUsed="1"/>
+    <w:lsdException w:name="Table Contemporary" w:semiHidden="1" w:unhideWhenUsed="1"/>
+    <w:lsdException w:name="Table Elegant" w:semiHidden="1" w:unhideWhenUsed="1"/>
+    <w:lsdException w:name="Table Professional" w:semiHidden="1" w:unhideWhenUsed="1"/>
+    <w:lsdException w:name="Table Subtle 1" w:semiHidden="1" w:unhideWhenUsed="1"/>
+    <w:lsdException w:name="Table Subtle 2" w:semiHidden="1" w:unhideWhenUsed="1"/>
+    <w:lsdException w:name="Table Web 1" w:semiHidden="1" w:unhideWhenUsed="1"/>
+    <w:lsdException w:name="Table Web 2" w:semiHidden="1" w:unhideWhenUsed="1"/>
+    <w:lsdException w:name="Table Web 3" w:semiHidden="1" w:unhideWhenUsed="1"/>
+    <w:lsdException w:name="Balloon Text" w:semiHidden="1" w:unhideWhenUsed="1"/>
+    <w:lsdException w:name="Table Grid" w:uiPriority="39"/>
+    <w:lsdException w:name="Table Theme" w:semiHidden="1" w:unhideWhenUsed="1"/>
+    <w:lsdException w:name="Placeholder Text" w:semiHidden="1"/>
+    <w:lsdException w:name="No Spacing" w:uiPriority="1" w:qFormat="1"/>
+    <w:lsdException w:name="Light Shading" w:uiPriority="60"/>
+    <w:lsdException w:name="Light List" w:uiPriority="61"/>
+    <w:lsdException w:name="Light Grid" w:uiPriority="62"/>
+    <w:lsdException w:name="Medium Shading 1" w:uiPriority="63"/>
+    <w:lsdException w:name="Medium Shading 2" w:uiPriority="64"/>
+    <w:lsdException w:name="Medium List 1" w:uiPriority="65"/>
+    <w:lsdException w:name="Medium List 2" w:uiPriority="66"/>
+    <w:lsdException w:name="Medium Grid 1" w:uiPriority="67"/>
+    <w:lsdException w:name="Medium Grid 2" w:uiPriority="68"/>
+    <w:lsdException w:name="Medium Grid 3" w:uiPriority="69"/>
+    <w:lsdException w:name="Dark List" w:uiPriority="70"/>
+    <w:lsdException w:name="Colorful Shading" w:uiPriority="71"/>
+    <w:lsdException w:name="Colorful List" w:uiPriority="72"/>
+    <w:lsdException w:name="Colorful Grid" w:uiPriority="73"/>
+    <w:lsdException w:name="Light Shading Accent 1" w:uiPriority="60"/>
+    <w:lsdException w:name="Light List Accent 1" w:uiPriority="61"/>
+    <w:lsdException w:name="Light Grid Accent 1" w:uiPriority="62"/>
+    <w:lsdException w:name="Medium Shading 1 Accent 1" w:uiPriority="63"/>
+    <w:lsdException w:name="Medium Shading 2 Accent 1" w:uiPriority="64"/>
+    <w:lsdException w:name="Medium List 1 Accent 1" w:uiPriority="65"/>
+    <w:lsdException w:name="Revision" w:semiHidden="1"/>
+    <w:lsdException w:name="List Paragraph" w:uiPriority="34" w:qFormat="1"/>
+    <w:lsdException w:name="Quote" w:uiPriority="29" w:qFormat="1"/>
+    <w:lsdException w:name="Intense Quote" w:uiPriority="30" w:qFormat="1"/>
+    <w:lsdException w:name="Medium List 2 Accent 1" w:uiPriority="66"/>
+    <w:lsdException w:name="Medium Grid 1 Accent 1" w:uiPriority="67"/>
+    <w:lsdException w:name="Medium Grid 2 Accent 1" w:uiPriority="68"/>
+    <w:lsdException w:name="Medium Grid 3 Accent 1" w:uiPriority="69"/>
+    <w:lsdException w:name="Dark List Accent 1" w:uiPriority="70"/>
+    <w:lsdException w:name="Colorful Shading Accent 1" w:uiPriority="71"/>
+    <w:lsdException w:name="Colorful List Accent 1" w:uiPriority="72"/>
+    <w:lsdException w:name="Colorful Grid Accent 1" w:uiPriority="73"/>
+    <w:lsdException w:name="Light Shading Accent 2" w:uiPriority="60"/>
+    <w:lsdException w:name="Light List Accent 2" w:uiPriority="61"/>
+    <w:lsdException w:name="Light Grid Accent 2" w:uiPriority="62"/>
+    <w:lsdException w:name="Medium Shading 1 Accent 2" w:uiPriority="63"/>
+    <w:lsdException w:name="Medium Shading 2 Accent 2" w:uiPriority="64"/>
+    <w:lsdException w:name="Medium List 1 Accent 2" w:uiPriority="65"/>
+    <w:lsdException w:name="Medium List 2 Accent 2" w:uiPriority="66"/>
+    <w:lsdException w:name="Medium Grid 1 Accent 2" w:uiPriority="67"/>
+    <w:lsdException w:name="Medium Grid 2 Accent 2" w:uiPriority="68"/>
+    <w:lsdException w:name="Medium Grid 3 Accent 2" w:uiPriority="69"/>
+    <w:lsdException w:name="Dark List Accent 2" w:uiPriority="70"/>
+    <w:lsdException w:name="Colorful Shading Accent 2" w:uiPriority="71"/>
+    <w:lsdException w:name="Colorful List Accent 2" w:uiPriority="72"/>
+    <w:lsdException w:name="Colorful Grid Accent 2" w:uiPriority="73"/>
+    <w:lsdException w:name="Light Shading Accent 3" w:uiPriority="60"/>
+    <w:lsdException w:name="Light List Accent 3" w:uiPriority="61"/>
+    <w:lsdException w:name="Light Grid Accent 3" w:uiPriority="62"/>
+    <w:lsdException w:name="Medium Shading 1 Accent 3" w:uiPriority="63"/>
+    <w:lsdException w:name="Medium Shading 2 Accent 3" w:uiPriority="64"/>
+    <w:lsdException w:name="Medium List 1 Accent 3" w:uiPriority="65"/>
+    <w:lsdException w:name="Medium List 2 Accent 3" w:uiPriority="66"/>
+    <w:lsdException w:name="Medium Grid 1 Accent 3" w:uiPriority="67"/>
+    <w:lsdException w:name="Medium Grid 2 Accent 3" w:uiPriority="68"/>
+    <w:lsdException w:name="Medium Grid 3 Accent 3" w:uiPriority="69"/>
+    <w:lsdException w:name="Dark List Accent 3" w:uiPriority="70"/>
+    <w:lsdException w:name="Colorful Shading Accent 3" w:uiPriority="71"/>
+    <w:lsdException w:name="Colorful List Accent 3" w:uiPriority="72"/>
+    <w:lsdException w:name="Colorful Grid Accent 3" w:uiPriority="73"/>
+    <w:lsdException w:name="Light Shading Accent 4" w:uiPriority="60"/>
+    <w:lsdException w:name="Light List Accent 4" w:uiPriority="61"/>
+    <w:lsdException w:name="Light Grid Accent 4" w:uiPriority="62"/>
+    <w:lsdException w:name="Medium Shading 1 Accent 4" w:uiPriority="63"/>
+    <w:lsdException w:name="Medium Shading 2 Accent 4" w:uiPriority="64"/>
+    <w:lsdException w:name="Medium List 1 Accent 4" w:uiPriority="65"/>
+    <w:lsdException w:name="Medium List 2 Accent 4" w:uiPriority="66"/>
+    <w:lsdException w:name="Medium Grid 1 Accent 4" w:uiPriority="67"/>
+    <w:lsdException w:name="Medium Grid 2 Accent 4" w:uiPriority="68"/>
+    <w:lsdException w:name="Medium Grid 3 Accent 4" w:uiPriority="69"/>
+    <w:lsdException w:name="Dark List Accent 4" w:uiPriority="70"/>
+    <w:lsdException w:name="Colorful Shading Accent 4" w:uiPriority="71"/>
+    <w:lsdException w:name="Colorful List Accent 4" w:uiPriority="72"/>
+    <w:lsdException w:name="Colorful Grid Accent 4" w:uiPriority="73"/>
+    <w:lsdException w:name="Light Shading Accent 5" w:uiPriority="60"/>
+    <w:lsdException w:name="Light List Accent 5" w:uiPriority="61"/>
+    <w:lsdException w:name="Light Grid Accent 5" w:uiPriority="62"/>
+    <w:lsdException w:name="Medium Shading 1 Accent 5" w:uiPriority="63"/>
+    <w:lsdException w:name="Medium Shading 2 Accent 5" w:uiPriority="64"/>
+    <w:lsdException w:name="Medium List 1 Accent 5" w:uiPriority="65"/>
+    <w:lsdException w:name="Medium List 2 Accent 5" w:uiPriority="66"/>
+    <w:lsdException w:name="Medium Grid 1 Accent 5" w:uiPriority="67"/>
+    <w:lsdException w:name="Medium Grid 2 Accent 5" w:uiPriority="68"/>
+    <w:lsdException w:name="Medium Grid 3 Accent 5" w:uiPriority="69"/>
+    <w:lsdException w:name="Dark List Accent 5" w:uiPriority="70"/>
+    <w:lsdException w:name="Colorful Shading Accent 5" w:uiPriority="71"/>
+    <w:lsdException w:name="Colorful List Accent 5" w:uiPriority="72"/>
+    <w:lsdException w:name="Colorful Grid Accent 5" w:uiPriority="73"/>
+    <w:lsdException w:name="Light Shading Accent 6" w:uiPriority="60"/>
+    <w:lsdException w:name="Light List Accent 6" w:uiPriority="61"/>
+    <w:lsdException w:name="Light Grid Accent 6" w:uiPriority="62"/>
+    <w:lsdException w:name="Medium Shading 1 Accent 6" w:uiPriority="63"/>
+    <w:lsdException w:name="Medium Shading 2 Accent 6" w:uiPriority="64"/>
+    <w:lsdException w:name="Medium List 1 Accent 6" w:uiPriority="65"/>
+    <w:lsdException w:name="Medium List 2 Accent 6" w:uiPriority="66"/>
+    <w:lsdException w:name="Medium Grid 1 Accent 6" w:uiPriority="67"/>
+    <w:lsdException w:name="Medium Grid 2 Accent 6" w:uiPriority="68"/>
+    <w:lsdException w:name="Medium Grid 3 Accent 6" w:uiPriority="69"/>
+    <w:lsdException w:name="Dark List Accent 6" w:uiPriority="70"/>
+    <w:lsdException w:name="Colorful Shading Accent 6" w:uiPriority="71"/>
+    <w:lsdException w:name="Colorful List Accent 6" w:uiPriority="72"/>
+    <w:lsdException w:name="Colorful Grid Accent 6" w:uiPriority="73"/>
+    <w:lsdException w:name="Subtle Emphasis" w:uiPriority="19" w:qFormat="1"/>
+    <w:lsdException w:name="Intense Emphasis" w:uiPriority="21" w:qFormat="1"/>
+    <w:lsdException w:name="Subtle Reference" w:uiPriority="31" w:qFormat="1"/>
+    <w:lsdException w:name="Intense Reference" w:uiPriority="32" w:qFormat="1"/>
+    <w:lsdException w:name="Book Title" w:uiPriority="33" w:qFormat="1"/>
+    <w:lsdException w:name="Bibliography" w:semiHidden="1" w:uiPriority="37" w:unhideWhenUsed="1"/>
+    <w:lsdException w:name="TOC Heading" w:semiHidden="1" w:uiPriority="39" w:unhideWhenUsed="1" w:qFormat="1"/>
+    <w:lsdException w:name="Plain Table 1" w:uiPriority="41"/>
+    <w:lsdException w:name="Plain Table 2" w:uiPriority="42"/>
+    <w:lsdException w:name="Plain Table 3" w:uiPriority="43"/>
+    <w:lsdException w:name="Plain Table 4" w:uiPriority="44"/>
+    <w:lsdException w:name="Plain Table 5" w:uiPriority="45"/>
+    <w:lsdException w:name="Grid Table Light" w:uiPriority="40"/>
+    <w:lsdException w:name="Grid Table 1 Light" w:uiPriority="46"/>
+    <w:lsdException w:name="Grid Table 2" w:uiPriority="47"/>
+    <w:lsdException w:name="Grid Table 3" w:uiPriority="48"/>
+    <w:lsdException w:name="Grid Table 4" w:uiPriority="49"/>
+    <w:lsdException w:name="Grid Table 5 Dark" w:uiPriority="50"/>
+    <w:lsdException w:name="Grid Table 6 Colorful" w:uiPriority="51"/>
+    <w:lsdException w:name="Grid Table 7 Colorful" w:uiPriority="52"/>
+    <w:lsdException w:name="Grid Table 1 Light Accent 1" w:uiPriority="46"/>
+    <w:lsdException w:name="Grid Table 2 Accent 1" w:uiPriority="47"/>
+    <w:lsdException w:name="Grid Table 3 Accent 1" w:uiPriority="48"/>
+    <w:lsdException w:name="Grid Table 4 Accent 1" w:uiPriority="49"/>
+    <w:lsdException w:name="Grid Table 5 Dark Accent 1" w:uiPriority="50"/>
+    <w:lsdException w:name="Grid Table 6 Colorful Accent 1" w:uiPriority="51"/>
+    <w:lsdException w:name="Grid Table 7 Colorful Accent 1" w:uiPriority="52"/>
+    <w:lsdException w:name="Grid Table 1 Light Accent 2" w:uiPriority="46"/>
+    <w:lsdException w:name="Grid Table 2 Accent 2" w:uiPriority="47"/>
+    <w:lsdException w:name="Grid Table 3 Accent 2" w:uiPriority="48"/>
+    <w:lsdException w:name="Grid Table 4 Accent 2" w:uiPriority="49"/>
+    <w:lsdException w:name="Grid Table 5 Dark Accent 2" w:uiPriority="50"/>
+    <w:lsdException w:name="Grid Table 6 Colorful Accent 2" w:uiPriority="51"/>
+    <w:lsdException w:name="Grid Table 7 Colorful Accent 2" w:uiPriority="52"/>
+    <w:lsdException w:name="Grid Table 1 Light Accent 3" w:uiPriority="46"/>
+    <w:lsdException w:name="Grid Table 2 Accent 3" w:uiPriority="47"/>
+    <w:lsdException w:name="Grid Table 3 Accent 3" w:uiPriority="48"/>
+    <w:lsdException w:name="Grid Table 4 Accent 3" w:uiPriority="49"/>
+    <w:lsdException w:name="Grid Table 5 Dark Accent 3" w:uiPriority="50"/>
+    <w:lsdException w:name="Grid Table 6 Colorful Accent 3" w:uiPriority="51"/>
+    <w:lsdException w:name="Grid Table 7 Colorful Accent 3" w:uiPriority="52"/>
+    <w:lsdException w:name="Grid Table 1 Light Accent 4" w:uiPriority="46"/>
+    <w:lsdException w:name="Grid Table 2 Accent 4" w:uiPriority="47"/>
+    <w:lsdException w:name="Grid Table 3 Accent 4" w:uiPriority="48"/>
+    <w:lsdException w:name="Grid Table 4 Accent 4" w:uiPriority="49"/>
+    <w:lsdException w:name="Grid Table 5 Dark Accent 4" w:uiPriority="50"/>
+    <w:lsdException w:name="Grid Table 6 Colorful Accent 4" w:uiPriority="51"/>
+    <w:lsdException w:name="Grid Table 7 Colorful Accent 4" w:uiPriority="52"/>
+    <w:lsdException w:name="Grid Table 1 Light Accent 5" w:uiPriority="46"/>
+    <w:lsdException w:name="Grid Table 2 Accent 5" w:uiPriority="47"/>
+    <w:lsdException w:name="Grid Table 3 Accent 5" w:uiPriority="48"/>
+    <w:lsdException w:name="Grid Table 4 Accent 5" w:uiPriority="49"/>
+    <w:lsdException w:name="Grid Table 5 Dark Accent 5" w:uiPriority="50"/>
+    <w:lsdException w:name="Grid Table 6 Colorful Accent 5" w:uiPriority="51"/>
+    <w:lsdException w:name="Grid Table 7 Colorful Accent 5" w:uiPriority="52"/>
+    <w:lsdException w:name="Grid Table 1 Light Accent 6" w:uiPriority="46"/>
+    <w:lsdException w:name="Grid Table 2 Accent 6" w:uiPriority="47"/>
+    <w:lsdException w:name="Grid Table 3 Accent 6" w:uiPriority="48"/>
+    <w:lsdException w:name="Grid Table 4 Accent 6" w:uiPriority="49"/>
+    <w:lsdException w:name="Grid Table 5 Dark Accent 6" w:uiPriority="50"/>
+    <w:lsdException w:name="Grid Table 6 Colorful Accent 6" w:uiPriority="51"/>
+    <w:lsdException w:name="Grid Table 7 Colorful Accent 6" w:uiPriority="52"/>
+    <w:lsdException w:name="List Table 1 Light" w:uiPriority="46"/>
+    <w:lsdException w:name="List Table 2" w:uiPriority="47"/>
+    <w:lsdException w:name="List Table 3" w:uiPriority="48"/>
+    <w:lsdException w:name="List Table 4" w:uiPriority="49"/>
+    <w:lsdException w:name="List Table 5 Dark" w:uiPriority="50"/>
+    <w:lsdException w:name="List Table 6 Colorful" w:uiPriority="51"/>
+    <w:lsdException w:name="List Table 7 Colorful" w:uiPriority="52"/>
+    <w:lsdException w:name="List Table 1 Light Accent 1" w:uiPriority="46"/>
+    <w:lsdException w:name="List Table 2 Accent 1" w:uiPriority="47"/>
+    <w:lsdException w:name="List Table 3 Accent 1" w:uiPriority="48"/>
+    <w:lsdException w:name="List Table 4 Accent 1" w:uiPriority="49"/>
+    <w:lsdException w:name="List Table 5 Dark Accent 1" w:uiPriority="50"/>
+    <w:lsdException w:name="List Table 6 Colorful Accent 1" w:uiPriority="51"/>
+    <w:lsdException w:name="List Table 7 Colorful Accent 1" w:uiPriority="52"/>
+    <w:lsdException w:name="List Table 1 Light Accent 2" w:uiPriority="46"/>
+    <w:lsdException w:name="List Table 2 Accent 2" w:uiPriority="47"/>
+    <w:lsdException w:name="List Table 3 Accent 2" w:uiPriority="48"/>
+    <w:lsdException w:name="List Table 4 Accent 2" w:uiPriority="49"/>
+    <w:lsdException w:name="List Table 5 Dark Accent 2" w:uiPriority="50"/>
+    <w:lsdException w:name="List Table 6 Colorful Accent 2" w:uiPriority="51"/>
+    <w:lsdException w:name="List Table 7 Colorful Accent 2" w:uiPriority="52"/>
+    <w:lsdException w:name="List Table 1 Light Accent 3" w:uiPriority="46"/>
+    <w:lsdException w:name="List Table 2 Accent 3" w:uiPriority="47"/>
+    <w:lsdException w:name="List Table 3 Accent 3" w:uiPriority="48"/>
+    <w:lsdException w:name="List Table 4 Accent 3" w:uiPriority="49"/>
+    <w:lsdException w:name="List Table 5 Dark Accent 3" w:uiPriority="50"/>
+    <w:lsdException w:name="List Table 6 Colorful Accent 3" w:uiPriority="51"/>
+    <w:lsdException w:name="List Table 7 Colorful Accent 3" w:uiPriority="52"/>
+    <w:lsdException w:name="List Table 1 Light Accent 4" w:uiPriority="46"/>
+    <w:lsdException w:name="List Table 2 Accent 4" w:uiPriority="47"/>
+    <w:lsdException w:name="List Table 3 Accent 4" w:uiPriority="48"/>
+    <w:lsdException w:name="List Table 4 Accent 4" w:uiPriority="49"/>
+    <w:lsdException w:name="List Table 5 Dark Accent 4" w:uiPriority="50"/>
+    <w:lsdException w:name="List Table 6 Colorful Accent 4" w:uiPriority="51"/>
+    <w:lsdException w:name="List Table 7 Colorful Accent 4" w:uiPriority="52"/>
+    <w:lsdException w:name="List Table 1 Light Accent 5" w:uiPriority="46"/>
+    <w:lsdException w:name="List Table 2 Accent 5" w:uiPriority="47"/>
+    <w:lsdException w:name="List Table 3 Accent 5" w:uiPriority="48"/>
+    <w:lsdException w:name="List Table 4 Accent 5" w:uiPriority="49"/>
+    <w:lsdException w:name="List Table 5 Dark Accent 5" w:uiPriority="50"/>
+    <w:lsdException w:name="List Table 6 Colorful Accent 5" w:uiPriority="51"/>
+    <w:lsdException w:name="List Table 7 Colorful Accent 5" w:uiPriority="52"/>
+    <w:lsdException w:name="List Table 1 Light Accent 6" w:uiPriority="46"/>
+    <w:lsdException w:name="List Table 2 Accent 6" w:uiPriority="47"/>
+    <w:lsdException w:name="List Table 3 Accent 6" w:uiPriority="48"/>
+    <w:lsdException w:name="List Table 4 Accent 6" w:uiPriority="49"/>
+    <w:lsdException w:name="List Table 5 Dark Accent 6" w:uiPriority="50"/>
+    <w:lsdException w:name="List Table 6 Colorful Accent 6" w:uiPriority="51"/>
+    <w:lsdException w:name="List Table 7 Colorful Accent 6" w:uiPriority="52"/>
+    <w:lsdException w:name="Mention" w:semiHidden="1" w:unhideWhenUsed="1"/>
+    <w:lsdException w:name="Smart Hyperlink" w:semiHidden="1" w:unhideWhenUsed="1"/>
+    <w:lsdException w:name="Hashtag" w:semiHidden="1" w:unhideWhenUsed="1"/>
+    <w:lsdException w:name="Unresolved Mention" w:semiHidden="1" w:unhideWhenUsed="1"/>
+    <w:lsdException w:name="Smart Link" w:semiHidden="1" w:unhideWhenUsed="1"/>
+  </w:latentStyles>
+  <w:style w:type="paragraph" w:default="1" w:styleId="Normal">
+    <w:name w:val="Normal"/>
+    <w:qFormat/>
   </w:style>
   <w:style w:type="paragraph" w:styleId="Heading1">
     <w:name w:val="heading 1"/>
     <w:basedOn w:val="Normal"/>
     <w:next w:val="Normal"/>
+    <w:uiPriority w:val="9"/>
+    <w:qFormat/>
     <w:pPr>
-      <w:keepNext w:val="1"/>
-      <w:keepLines w:val="1"/>
-      <w:pageBreakBefore w:val="0"/>
-      <w:spacing w:after="120" w:before="400" w:lineRule="auto"/>
+      <w:keepNext/>
+      <w:keepLines/>
+      <w:spacing w:before="400" w:after="120"/>
+      <w:outlineLvl w:val="0"/>
     </w:pPr>
     <w:rPr>
       <w:sz w:val="40"/>
@@ -1681,15 +2899,16 @@
     <w:name w:val="heading 2"/>
     <w:basedOn w:val="Normal"/>
     <w:next w:val="Normal"/>
+    <w:uiPriority w:val="9"/>
+    <w:unhideWhenUsed/>
+    <w:qFormat/>
     <w:pPr>
-      <w:keepNext w:val="1"/>
-      <w:keepLines w:val="1"/>
-      <w:pageBreakBefore w:val="0"/>
-      <w:spacing w:after="120" w:before="360" w:lineRule="auto"/>
+      <w:keepNext/>
+      <w:keepLines/>
+      <w:spacing w:before="360" w:after="120"/>
+      <w:outlineLvl w:val="1"/>
     </w:pPr>
     <w:rPr>
-      <w:b w:val="0"/>
-      <w:bCs w:val="0"/>
       <w:sz w:val="32"/>
       <w:szCs w:val="32"/>
     </w:rPr>
@@ -1698,15 +2917,16 @@
     <w:name w:val="heading 3"/>
     <w:basedOn w:val="Normal"/>
     <w:next w:val="Normal"/>
+    <w:uiPriority w:val="9"/>
+    <w:unhideWhenUsed/>
+    <w:qFormat/>
     <w:pPr>
-      <w:keepNext w:val="1"/>
-      <w:keepLines w:val="1"/>
-      <w:pageBreakBefore w:val="0"/>
-      <w:spacing w:after="80" w:before="320" w:lineRule="auto"/>
+      <w:keepNext/>
+      <w:keepLines/>
+      <w:spacing w:before="320" w:after="80"/>
+      <w:outlineLvl w:val="2"/>
     </w:pPr>
     <w:rPr>
-      <w:b w:val="0"/>
-      <w:bCs w:val="0"/>
       <w:color w:val="434343"/>
       <w:sz w:val="28"/>
       <w:szCs w:val="28"/>
@@ -1716,11 +2936,15 @@
     <w:name w:val="heading 4"/>
     <w:basedOn w:val="Normal"/>
     <w:next w:val="Normal"/>
+    <w:uiPriority w:val="9"/>
+    <w:semiHidden/>
+    <w:unhideWhenUsed/>
+    <w:qFormat/>
     <w:pPr>
-      <w:keepNext w:val="1"/>
-      <w:keepLines w:val="1"/>
-      <w:pageBreakBefore w:val="0"/>
-      <w:spacing w:after="80" w:before="280" w:lineRule="auto"/>
+      <w:keepNext/>
+      <w:keepLines/>
+      <w:spacing w:before="280" w:after="80"/>
+      <w:outlineLvl w:val="3"/>
     </w:pPr>
     <w:rPr>
       <w:color w:val="666666"/>
@@ -1732,45 +2956,87 @@
     <w:name w:val="heading 5"/>
     <w:basedOn w:val="Normal"/>
     <w:next w:val="Normal"/>
+    <w:uiPriority w:val="9"/>
+    <w:semiHidden/>
+    <w:unhideWhenUsed/>
+    <w:qFormat/>
     <w:pPr>
-      <w:keepNext w:val="1"/>
-      <w:keepLines w:val="1"/>
-      <w:pageBreakBefore w:val="0"/>
-      <w:spacing w:after="80" w:before="240" w:lineRule="auto"/>
+      <w:keepNext/>
+      <w:keepLines/>
+      <w:spacing w:before="240" w:after="80"/>
+      <w:outlineLvl w:val="4"/>
     </w:pPr>
     <w:rPr>
       <w:color w:val="666666"/>
-      <w:sz w:val="22"/>
-      <w:szCs w:val="22"/>
     </w:rPr>
   </w:style>
   <w:style w:type="paragraph" w:styleId="Heading6">
     <w:name w:val="heading 6"/>
     <w:basedOn w:val="Normal"/>
     <w:next w:val="Normal"/>
+    <w:uiPriority w:val="9"/>
+    <w:semiHidden/>
+    <w:unhideWhenUsed/>
+    <w:qFormat/>
     <w:pPr>
-      <w:keepNext w:val="1"/>
-      <w:keepLines w:val="1"/>
-      <w:pageBreakBefore w:val="0"/>
-      <w:spacing w:after="80" w:before="240" w:lineRule="auto"/>
+      <w:keepNext/>
+      <w:keepLines/>
+      <w:spacing w:before="240" w:after="80"/>
+      <w:outlineLvl w:val="5"/>
     </w:pPr>
     <w:rPr>
-      <w:i w:val="1"/>
-      <w:iCs w:val="1"/>
+      <w:i/>
+      <w:iCs/>
       <w:color w:val="666666"/>
-      <w:sz w:val="22"/>
-      <w:szCs w:val="22"/>
     </w:rPr>
+  </w:style>
+  <w:style w:type="character" w:default="1" w:styleId="DefaultParagraphFont">
+    <w:name w:val="Default Paragraph Font"/>
+    <w:uiPriority w:val="1"/>
+    <w:unhideWhenUsed/>
+  </w:style>
+  <w:style w:type="table" w:default="1" w:styleId="TableNormal">
+    <w:name w:val="Normal Table"/>
+    <w:uiPriority w:val="99"/>
+    <w:semiHidden/>
+    <w:unhideWhenUsed/>
+    <w:tblPr>
+      <w:tblInd w:w="0" w:type="dxa"/>
+      <w:tblCellMar>
+        <w:top w:w="0" w:type="dxa"/>
+        <w:left w:w="108" w:type="dxa"/>
+        <w:bottom w:w="0" w:type="dxa"/>
+        <w:right w:w="108" w:type="dxa"/>
+      </w:tblCellMar>
+    </w:tblPr>
+  </w:style>
+  <w:style w:type="numbering" w:default="1" w:styleId="NoList">
+    <w:name w:val="No List"/>
+    <w:uiPriority w:val="99"/>
+    <w:semiHidden/>
+    <w:unhideWhenUsed/>
+  </w:style>
+  <w:style w:type="table" w:customStyle="1" w:styleId="TableNormal0">
+    <w:name w:val="TableNormal"/>
+    <w:tblPr>
+      <w:tblCellMar>
+        <w:top w:w="100" w:type="dxa"/>
+        <w:left w:w="100" w:type="dxa"/>
+        <w:bottom w:w="100" w:type="dxa"/>
+        <w:right w:w="100" w:type="dxa"/>
+      </w:tblCellMar>
+    </w:tblPr>
   </w:style>
   <w:style w:type="paragraph" w:styleId="Title">
     <w:name w:val="Title"/>
     <w:basedOn w:val="Normal"/>
     <w:next w:val="Normal"/>
+    <w:uiPriority w:val="10"/>
+    <w:qFormat/>
     <w:pPr>
-      <w:keepNext w:val="1"/>
-      <w:keepLines w:val="1"/>
-      <w:pageBreakBefore w:val="0"/>
-      <w:spacing w:after="60" w:before="0" w:lineRule="auto"/>
+      <w:keepNext/>
+      <w:keepLines/>
+      <w:spacing w:after="60"/>
     </w:pPr>
     <w:rPr>
       <w:sz w:val="52"/>
@@ -1781,20 +3047,48 @@
     <w:name w:val="Subtitle"/>
     <w:basedOn w:val="Normal"/>
     <w:next w:val="Normal"/>
+    <w:uiPriority w:val="11"/>
+    <w:qFormat/>
     <w:pPr>
-      <w:keepNext w:val="1"/>
-      <w:keepLines w:val="1"/>
-      <w:pageBreakBefore w:val="0"/>
-      <w:spacing w:after="320" w:before="0" w:lineRule="auto"/>
+      <w:keepNext/>
+      <w:keepLines/>
+      <w:spacing w:after="320"/>
     </w:pPr>
     <w:rPr>
-      <w:rFonts w:ascii="Arial" w:cs="Arial" w:eastAsia="Arial" w:hAnsi="Arial"/>
-      <w:i w:val="0"/>
-      <w:iCs w:val="0"/>
       <w:color w:val="666666"/>
       <w:sz w:val="30"/>
       <w:szCs w:val="30"/>
     </w:rPr>
+  </w:style>
+  <w:style w:type="paragraph" w:styleId="ListParagraph">
+    <w:name w:val="List Paragraph"/>
+    <w:basedOn w:val="Normal"/>
+    <w:uiPriority w:val="34"/>
+    <w:qFormat/>
+    <w:rsid w:val="002668A0"/>
+    <w:pPr>
+      <w:ind w:left="720"/>
+      <w:contextualSpacing/>
+    </w:pPr>
+  </w:style>
+  <w:style w:type="table" w:styleId="TableGrid">
+    <w:name w:val="Table Grid"/>
+    <w:basedOn w:val="TableNormal"/>
+    <w:uiPriority w:val="39"/>
+    <w:rsid w:val="00475F8D"/>
+    <w:pPr>
+      <w:spacing w:line="240" w:lineRule="auto"/>
+    </w:pPr>
+    <w:tblPr>
+      <w:tblBorders>
+        <w:top w:val="single" w:sz="4" w:space="0" w:color="auto"/>
+        <w:left w:val="single" w:sz="4" w:space="0" w:color="auto"/>
+        <w:bottom w:val="single" w:sz="4" w:space="0" w:color="auto"/>
+        <w:right w:val="single" w:sz="4" w:space="0" w:color="auto"/>
+        <w:insideH w:val="single" w:sz="4" w:space="0" w:color="auto"/>
+        <w:insideV w:val="single" w:sz="4" w:space="0" w:color="auto"/>
+      </w:tblBorders>
+    </w:tblPr>
   </w:style>
 </w:styles>
 </file>
